--- a/upaniShat/Surya Namaskaram Sanskrit.docx
+++ b/upaniShat/Surya Namaskaram Sanskrit.docx
@@ -3844,7 +3844,43 @@
           <w:sz w:val="40"/>
           <w:szCs w:val="40"/>
         </w:rPr>
-        <w:t>qÉåkÉÉ mÉëÌiÉpÉÉ AÍpÉuÉ×SèkrÉjÉïÇ SÏbÉÉïrÉÑwrÉ</w:t>
+        <w:t>qÉåkÉÉ mÉëÌiÉ</w:t>
+      </w:r>
+      <w:r>
+        <w:rPr>
+          <w:rFonts w:ascii="BRH Devanagari RN" w:hAnsi="BRH Devanagari RN" w:cs="BRH Devanagari RN"/>
+          <w:sz w:val="40"/>
+          <w:szCs w:val="40"/>
+          <w:highlight w:val="green"/>
+        </w:rPr>
+        <w:t>pÉÉ</w:t>
+      </w:r>
+      <w:r>
+        <w:rPr>
+          <w:rFonts w:ascii="BRH Devanagari Extra" w:hAnsi="BRH Devanagari Extra" w:cs="BRH Devanagari Extra"/>
+          <w:color w:val="000000"/>
+          <w:sz w:val="32"/>
+          <w:szCs w:val="32"/>
+          <w:highlight w:val="green"/>
+        </w:rPr>
+        <w:t>Å</w:t>
+      </w:r>
+      <w:r>
+        <w:rPr>
+          <w:rFonts w:ascii="BRH Devanagari RN" w:hAnsi="BRH Devanagari RN" w:cs="BRH Devanagari RN"/>
+          <w:sz w:val="40"/>
+          <w:szCs w:val="40"/>
+          <w:highlight w:val="green"/>
+        </w:rPr>
+        <w:t>ÍpÉ</w:t>
+      </w:r>
+      <w:r>
+        <w:rPr>
+          <w:rFonts w:ascii="BRH Devanagari RN" w:hAnsi="BRH Devanagari RN" w:cs="BRH Devanagari RN"/>
+          <w:sz w:val="40"/>
+          <w:szCs w:val="40"/>
+        </w:rPr>
+        <w:t>uÉ×SèkrÉjÉïÇ SÏbÉÉïrÉÑwrÉ</w:t>
       </w:r>
       <w:r>
         <w:rPr>
@@ -3896,13 +3932,14 @@
         <w:pBdr>
           <w:top w:val="single" w:sz="4" w:space="1" w:color="auto"/>
           <w:left w:val="single" w:sz="4" w:space="1" w:color="auto"/>
+          <w:bottom w:val="single" w:sz="4" w:space="1" w:color="auto"/>
           <w:right w:val="single" w:sz="4" w:space="1" w:color="auto"/>
         </w:pBdr>
         <w:autoSpaceDE w:val="0"/>
         <w:autoSpaceDN w:val="0"/>
         <w:adjustRightInd w:val="0"/>
         <w:spacing w:after="0" w:line="252" w:lineRule="auto"/>
-        <w:ind w:left="284" w:right="-279"/>
+        <w:ind w:left="284" w:right="-421"/>
         <w:rPr>
           <w:rFonts w:ascii="BRH Devanagari Extra" w:hAnsi="BRH Devanagari Extra" w:cs="BRH Devanagari Extra"/>
           <w:sz w:val="40"/>
@@ -3971,13 +4008,14 @@
         <w:pBdr>
           <w:top w:val="single" w:sz="4" w:space="1" w:color="auto"/>
           <w:left w:val="single" w:sz="4" w:space="1" w:color="auto"/>
+          <w:bottom w:val="single" w:sz="4" w:space="1" w:color="auto"/>
           <w:right w:val="single" w:sz="4" w:space="1" w:color="auto"/>
         </w:pBdr>
         <w:autoSpaceDE w:val="0"/>
         <w:autoSpaceDN w:val="0"/>
         <w:adjustRightInd w:val="0"/>
         <w:spacing w:after="0" w:line="252" w:lineRule="auto"/>
-        <w:ind w:left="284" w:right="-279"/>
+        <w:ind w:left="284" w:right="-421"/>
         <w:rPr>
           <w:rFonts w:ascii="BRH Devanagari Extra" w:hAnsi="BRH Devanagari Extra" w:cs="BRH Devanagari Extra"/>
           <w:sz w:val="40"/>
@@ -4014,13 +4052,14 @@
         <w:pBdr>
           <w:top w:val="single" w:sz="4" w:space="1" w:color="auto"/>
           <w:left w:val="single" w:sz="4" w:space="1" w:color="auto"/>
+          <w:bottom w:val="single" w:sz="4" w:space="1" w:color="auto"/>
           <w:right w:val="single" w:sz="4" w:space="1" w:color="auto"/>
         </w:pBdr>
         <w:autoSpaceDE w:val="0"/>
         <w:autoSpaceDN w:val="0"/>
         <w:adjustRightInd w:val="0"/>
         <w:spacing w:after="0" w:line="252" w:lineRule="auto"/>
-        <w:ind w:left="284" w:right="-279"/>
+        <w:ind w:left="284" w:right="-421"/>
         <w:rPr>
           <w:rFonts w:ascii="BRH Devanagari Extra" w:hAnsi="BRH Devanagari Extra" w:cs="BRH Devanagari Extra"/>
           <w:sz w:val="40"/>
@@ -4121,13 +4160,14 @@
         <w:pBdr>
           <w:top w:val="single" w:sz="4" w:space="1" w:color="auto"/>
           <w:left w:val="single" w:sz="4" w:space="1" w:color="auto"/>
+          <w:bottom w:val="single" w:sz="4" w:space="1" w:color="auto"/>
           <w:right w:val="single" w:sz="4" w:space="1" w:color="auto"/>
         </w:pBdr>
         <w:autoSpaceDE w:val="0"/>
         <w:autoSpaceDN w:val="0"/>
         <w:adjustRightInd w:val="0"/>
         <w:spacing w:after="0" w:line="252" w:lineRule="auto"/>
-        <w:ind w:left="284" w:right="-279"/>
+        <w:ind w:left="284" w:right="-421"/>
         <w:rPr>
           <w:rFonts w:ascii="BRH Devanagari Extra" w:hAnsi="BRH Devanagari Extra" w:cs="BRH Devanagari Extra"/>
           <w:sz w:val="40"/>
@@ -4245,9 +4285,10 @@
         <w:pBdr>
           <w:top w:val="single" w:sz="4" w:space="1" w:color="auto"/>
           <w:left w:val="single" w:sz="4" w:space="1" w:color="auto"/>
+          <w:bottom w:val="single" w:sz="4" w:space="1" w:color="auto"/>
           <w:right w:val="single" w:sz="4" w:space="1" w:color="auto"/>
         </w:pBdr>
-        <w:ind w:left="284" w:right="-279"/>
+        <w:ind w:left="284" w:right="-421"/>
       </w:pPr>
     </w:p>
     <w:p>
@@ -4255,52 +4296,72 @@
         <w:pBdr>
           <w:top w:val="single" w:sz="4" w:space="1" w:color="auto"/>
           <w:left w:val="single" w:sz="4" w:space="1" w:color="auto"/>
+          <w:bottom w:val="single" w:sz="4" w:space="1" w:color="auto"/>
           <w:right w:val="single" w:sz="4" w:space="1" w:color="auto"/>
         </w:pBdr>
         <w:autoSpaceDE w:val="0"/>
         <w:autoSpaceDN w:val="0"/>
         <w:adjustRightInd w:val="0"/>
         <w:spacing w:after="0" w:line="252" w:lineRule="auto"/>
-        <w:ind w:left="284" w:right="-279"/>
-        <w:rPr>
-          <w:rFonts w:ascii="BRH Devanagari RN" w:hAnsi="BRH Devanagari RN" w:cs="BRH Devanagari RN"/>
-          <w:sz w:val="40"/>
-          <w:szCs w:val="40"/>
-        </w:rPr>
-      </w:pPr>
-      <w:r>
-        <w:rPr>
-          <w:rFonts w:ascii="BRH Devanagari RN" w:hAnsi="BRH Devanagari RN" w:cs="BRH Devanagari RN"/>
-          <w:sz w:val="40"/>
-          <w:szCs w:val="40"/>
-        </w:rPr>
-        <w:t>AÎxqÉlÉç MÑÇüpÉå xÉMüsÉ iÉÏjÉÉïÌiÉmÉÌiÉqÉç uÉÂhÉÇ krÉÉrÉÉÍqÉ | AÉuÉÉWûrÉÉÍqÉ |</w:t>
+        <w:ind w:left="284" w:right="-421"/>
+        <w:rPr>
+          <w:rFonts w:ascii="BRH Devanagari RN" w:hAnsi="BRH Devanagari RN" w:cs="BRH Devanagari RN"/>
+          <w:sz w:val="40"/>
+          <w:szCs w:val="40"/>
+        </w:rPr>
+      </w:pPr>
+      <w:r>
+        <w:rPr>
+          <w:rFonts w:ascii="BRH Devanagari RN" w:hAnsi="BRH Devanagari RN" w:cs="BRH Devanagari RN"/>
+          <w:sz w:val="40"/>
+          <w:szCs w:val="40"/>
+        </w:rPr>
+        <w:lastRenderedPageBreak/>
+        <w:t>AÎxqÉlÉç MÑÇüpÉå xÉMüsÉ iÉÏjÉÉïÌ</w:t>
+      </w:r>
+      <w:r>
+        <w:rPr>
+          <w:rFonts w:ascii="BRH Devanagari Extra" w:hAnsi="BRH Devanagari Extra" w:cs="BRH Devanagari Extra"/>
+          <w:sz w:val="40"/>
+          <w:szCs w:val="40"/>
+          <w:highlight w:val="green"/>
+        </w:rPr>
+        <w:t>kÉ</w:t>
+      </w:r>
+      <w:r>
+        <w:rPr>
+          <w:rFonts w:ascii="BRH Devanagari RN" w:hAnsi="BRH Devanagari RN" w:cs="BRH Devanagari RN"/>
+          <w:sz w:val="40"/>
+          <w:szCs w:val="40"/>
+        </w:rPr>
+        <w:t>mÉÌiÉqÉç uÉÂhÉÇ krÉÉrÉÉÍqÉ | AÉuÉÉWûrÉÉÍqÉ |</w:t>
       </w:r>
     </w:p>
     <w:p>
       <w:pPr>
         <w:pBdr>
-          <w:left w:val="single" w:sz="4" w:space="4" w:color="auto"/>
-          <w:right w:val="single" w:sz="4" w:space="4" w:color="auto"/>
+          <w:top w:val="single" w:sz="4" w:space="1" w:color="auto"/>
+          <w:left w:val="single" w:sz="4" w:space="1" w:color="auto"/>
+          <w:bottom w:val="single" w:sz="4" w:space="1" w:color="auto"/>
+          <w:right w:val="single" w:sz="4" w:space="1" w:color="auto"/>
         </w:pBdr>
         <w:autoSpaceDE w:val="0"/>
         <w:autoSpaceDN w:val="0"/>
         <w:adjustRightInd w:val="0"/>
         <w:spacing w:after="0" w:line="252" w:lineRule="auto"/>
-        <w:ind w:left="284" w:right="-279"/>
-        <w:rPr>
-          <w:rFonts w:ascii="BRH Devanagari RN" w:hAnsi="BRH Devanagari RN" w:cs="BRH Devanagari RN"/>
-          <w:sz w:val="40"/>
-          <w:szCs w:val="40"/>
-        </w:rPr>
-      </w:pPr>
-      <w:r>
-        <w:rPr>
-          <w:rFonts w:ascii="BRH Devanagari RN" w:hAnsi="BRH Devanagari RN" w:cs="BRH Devanagari RN"/>
-          <w:sz w:val="40"/>
-          <w:szCs w:val="40"/>
-        </w:rPr>
-        <w:lastRenderedPageBreak/>
+        <w:ind w:left="284" w:right="-421"/>
+        <w:rPr>
+          <w:rFonts w:ascii="BRH Devanagari RN" w:hAnsi="BRH Devanagari RN" w:cs="BRH Devanagari RN"/>
+          <w:sz w:val="40"/>
+          <w:szCs w:val="40"/>
+        </w:rPr>
+      </w:pPr>
+      <w:r>
+        <w:rPr>
+          <w:rFonts w:ascii="BRH Devanagari RN" w:hAnsi="BRH Devanagari RN" w:cs="BRH Devanagari RN"/>
+          <w:sz w:val="40"/>
+          <w:szCs w:val="40"/>
+        </w:rPr>
         <w:t>uÉÂhÉÉrÉ lÉqÉÈ | xÉMüsÉÉUÉkÉlÉæ</w:t>
       </w:r>
       <w:r>
@@ -4323,14 +4384,16 @@
     <w:p>
       <w:pPr>
         <w:pBdr>
-          <w:left w:val="single" w:sz="4" w:space="4" w:color="auto"/>
-          <w:right w:val="single" w:sz="4" w:space="4" w:color="auto"/>
+          <w:top w:val="single" w:sz="4" w:space="1" w:color="auto"/>
+          <w:left w:val="single" w:sz="4" w:space="1" w:color="auto"/>
+          <w:bottom w:val="single" w:sz="4" w:space="1" w:color="auto"/>
+          <w:right w:val="single" w:sz="4" w:space="1" w:color="auto"/>
         </w:pBdr>
         <w:autoSpaceDE w:val="0"/>
         <w:autoSpaceDN w:val="0"/>
         <w:adjustRightInd w:val="0"/>
         <w:spacing w:after="0" w:line="252" w:lineRule="auto"/>
-        <w:ind w:left="284" w:right="-279"/>
+        <w:ind w:left="284" w:right="-421"/>
         <w:rPr>
           <w:rFonts w:ascii="BRH Devanagari Extra" w:hAnsi="BRH Devanagari Extra" w:cs="BRH Devanagari Extra"/>
           <w:sz w:val="40"/>
@@ -4445,14 +4508,16 @@
     <w:p>
       <w:pPr>
         <w:pBdr>
-          <w:left w:val="single" w:sz="4" w:space="4" w:color="auto"/>
-          <w:right w:val="single" w:sz="4" w:space="4" w:color="auto"/>
+          <w:top w:val="single" w:sz="4" w:space="1" w:color="auto"/>
+          <w:left w:val="single" w:sz="4" w:space="1" w:color="auto"/>
+          <w:bottom w:val="single" w:sz="4" w:space="1" w:color="auto"/>
+          <w:right w:val="single" w:sz="4" w:space="1" w:color="auto"/>
         </w:pBdr>
         <w:autoSpaceDE w:val="0"/>
         <w:autoSpaceDN w:val="0"/>
         <w:adjustRightInd w:val="0"/>
         <w:spacing w:after="0" w:line="252" w:lineRule="auto"/>
-        <w:ind w:left="284" w:right="-279"/>
+        <w:ind w:left="284" w:right="-421"/>
         <w:rPr>
           <w:rFonts w:ascii="BRH Devanagari Extra" w:hAnsi="BRH Devanagari Extra" w:cs="BRH Devanagari Extra"/>
           <w:sz w:val="40"/>
@@ -4583,141 +4648,249 @@
     <w:p>
       <w:pPr>
         <w:pBdr>
-          <w:left w:val="single" w:sz="4" w:space="4" w:color="auto"/>
-          <w:right w:val="single" w:sz="4" w:space="4" w:color="auto"/>
+          <w:top w:val="single" w:sz="4" w:space="1" w:color="auto"/>
+          <w:left w:val="single" w:sz="4" w:space="1" w:color="auto"/>
+          <w:bottom w:val="single" w:sz="4" w:space="1" w:color="auto"/>
+          <w:right w:val="single" w:sz="4" w:space="1" w:color="auto"/>
         </w:pBdr>
         <w:autoSpaceDE w:val="0"/>
         <w:autoSpaceDN w:val="0"/>
         <w:adjustRightInd w:val="0"/>
         <w:spacing w:after="0" w:line="252" w:lineRule="auto"/>
-        <w:ind w:left="284" w:right="-279"/>
-        <w:rPr>
-          <w:rFonts w:ascii="BRH Devanagari RN" w:hAnsi="BRH Devanagari RN" w:cs="BRH Devanagari RN"/>
-          <w:sz w:val="40"/>
-          <w:szCs w:val="40"/>
-        </w:rPr>
-      </w:pPr>
-      <w:r>
-        <w:rPr>
-          <w:rFonts w:ascii="BRH Devanagari RN" w:hAnsi="BRH Devanagari RN" w:cs="BRH Devanagari RN"/>
-          <w:sz w:val="40"/>
-          <w:szCs w:val="40"/>
-        </w:rPr>
-        <w:t>AÎxqÉlÉç MÑÇüpÉå NûÉrÉÉ-xÉÇ¥ÉÉ (xÉÑuÉcÉïsÉÉqoÉÉ) xÉqÉåiÉ ´ÉÏxÉÔrÉïlÉÉUÉrÉhÉ xuÉÉÍqÉlÉç krÉÉrÉÉÍqÉ | AÉuÉÉWûrÉÉÍqÉ |</w:t>
+        <w:ind w:left="284" w:right="-421"/>
+        <w:rPr>
+          <w:rFonts w:ascii="BRH Devanagari RN" w:hAnsi="BRH Devanagari RN" w:cs="BRH Devanagari RN"/>
+          <w:sz w:val="40"/>
+          <w:szCs w:val="40"/>
+        </w:rPr>
+      </w:pPr>
+      <w:r>
+        <w:rPr>
+          <w:rFonts w:ascii="BRH Devanagari RN" w:hAnsi="BRH Devanagari RN" w:cs="BRH Devanagari RN"/>
+          <w:sz w:val="40"/>
+          <w:szCs w:val="40"/>
+        </w:rPr>
+        <w:t>AÎxqÉlÉç MÑÇüpÉå NûÉrÉÉ-xÉÇ¥ÉÉ (xÉÑuÉcÉïsÉÉqoÉÉ) xÉqÉåiÉ ´ÉÏxÉÔrÉïlÉÉUÉrÉhÉ xuÉÉÍqÉ</w:t>
+      </w:r>
+      <w:r>
+        <w:rPr>
+          <w:rFonts w:ascii="BRH Devanagari RN" w:hAnsi="BRH Devanagari RN" w:cs="BRH Devanagari RN"/>
+          <w:sz w:val="40"/>
+          <w:szCs w:val="40"/>
+          <w:highlight w:val="green"/>
+        </w:rPr>
+        <w:t>lÉ</w:t>
+      </w:r>
+      <w:r>
+        <w:rPr>
+          <w:rFonts w:ascii="BRH Devanagari RN" w:hAnsi="BRH Devanagari RN" w:cs="BRH Devanagari RN"/>
+          <w:sz w:val="40"/>
+          <w:szCs w:val="40"/>
+          <w:highlight w:val="green"/>
+        </w:rPr>
+        <w:t>Ç</w:t>
+      </w:r>
+      <w:r>
+        <w:rPr>
+          <w:rFonts w:ascii="BRH Devanagari RN" w:hAnsi="BRH Devanagari RN" w:cs="BRH Devanagari RN"/>
+          <w:sz w:val="40"/>
+          <w:szCs w:val="40"/>
+        </w:rPr>
+        <w:t xml:space="preserve"> krÉÉrÉÉÍqÉ | AÉuÉÉWûrÉÉÍqÉ |</w:t>
       </w:r>
     </w:p>
     <w:p>
       <w:pPr>
         <w:pStyle w:val="NoSpacing"/>
         <w:pBdr>
-          <w:left w:val="single" w:sz="4" w:space="4" w:color="auto"/>
-          <w:right w:val="single" w:sz="4" w:space="4" w:color="auto"/>
+          <w:top w:val="single" w:sz="4" w:space="1" w:color="auto"/>
+          <w:left w:val="single" w:sz="4" w:space="1" w:color="auto"/>
+          <w:bottom w:val="single" w:sz="4" w:space="1" w:color="auto"/>
+          <w:right w:val="single" w:sz="4" w:space="1" w:color="auto"/>
         </w:pBdr>
-        <w:ind w:left="284" w:right="-279"/>
+        <w:ind w:left="284" w:right="-421"/>
       </w:pPr>
     </w:p>
     <w:p>
       <w:pPr>
         <w:pBdr>
-          <w:left w:val="single" w:sz="4" w:space="4" w:color="auto"/>
-          <w:right w:val="single" w:sz="4" w:space="4" w:color="auto"/>
+          <w:top w:val="single" w:sz="4" w:space="1" w:color="auto"/>
+          <w:left w:val="single" w:sz="4" w:space="1" w:color="auto"/>
+          <w:bottom w:val="single" w:sz="4" w:space="1" w:color="auto"/>
+          <w:right w:val="single" w:sz="4" w:space="1" w:color="auto"/>
         </w:pBdr>
         <w:autoSpaceDE w:val="0"/>
         <w:autoSpaceDN w:val="0"/>
         <w:adjustRightInd w:val="0"/>
         <w:spacing w:after="0" w:line="252" w:lineRule="auto"/>
-        <w:ind w:left="284" w:right="-279"/>
-        <w:rPr>
-          <w:rFonts w:ascii="BRH Devanagari RN" w:hAnsi="BRH Devanagari RN" w:cs="BRH Devanagari RN"/>
-          <w:sz w:val="40"/>
-          <w:szCs w:val="40"/>
-        </w:rPr>
-      </w:pPr>
-      <w:r>
-        <w:rPr>
-          <w:rFonts w:ascii="BRH Devanagari RN" w:hAnsi="BRH Devanagari RN" w:cs="BRH Devanagari RN"/>
-          <w:sz w:val="40"/>
-          <w:szCs w:val="40"/>
-        </w:rPr>
-        <w:t xml:space="preserve">´ÉÏ xÉÔrÉïlÉÉUÉrÉhÉxrÉ CSqÉÉxÉlÉÇ | ´ÉÏ xÉÔrÉïlÉÉUÉrÉhÉrÉ lÉqÉÈ | </w:t>
+        <w:ind w:left="284" w:right="-421"/>
+        <w:rPr>
+          <w:rFonts w:ascii="BRH Devanagari RN" w:hAnsi="BRH Devanagari RN" w:cs="BRH Devanagari RN"/>
+          <w:sz w:val="40"/>
+          <w:szCs w:val="40"/>
+        </w:rPr>
+      </w:pPr>
+      <w:r>
+        <w:rPr>
+          <w:rFonts w:ascii="BRH Devanagari RN" w:hAnsi="BRH Devanagari RN" w:cs="BRH Devanagari RN"/>
+          <w:sz w:val="40"/>
+          <w:szCs w:val="40"/>
+        </w:rPr>
+        <w:t>´ÉÏ xÉÔrÉïlÉÉUÉrÉhÉxrÉ CSqÉÉxÉlÉ</w:t>
+      </w:r>
+      <w:r>
+        <w:rPr>
+          <w:rFonts w:ascii="BRH Devanagari" w:hAnsi="BRH Devanagari" w:cs="BRH Devanagari Extra"/>
+          <w:color w:val="000000"/>
+          <w:sz w:val="40"/>
+          <w:szCs w:val="40"/>
+          <w:highlight w:val="green"/>
+        </w:rPr>
+        <w:t>qÉç</w:t>
+      </w:r>
+      <w:r>
+        <w:rPr>
+          <w:rFonts w:ascii="BRH Devanagari RN" w:hAnsi="BRH Devanagari RN" w:cs="BRH Devanagari RN"/>
+          <w:sz w:val="40"/>
+          <w:szCs w:val="40"/>
+        </w:rPr>
+        <w:t xml:space="preserve"> | ´ÉÏ xÉÔrÉïlÉÉUÉrÉhÉ</w:t>
+      </w:r>
+      <w:r>
+        <w:rPr>
+          <w:rFonts w:ascii="BRH Devanagari RN" w:hAnsi="BRH Devanagari RN" w:cs="BRH Devanagari RN"/>
+          <w:sz w:val="40"/>
+          <w:szCs w:val="40"/>
+          <w:highlight w:val="green"/>
+        </w:rPr>
+        <w:t>É</w:t>
+      </w:r>
+      <w:r>
+        <w:rPr>
+          <w:rFonts w:ascii="BRH Devanagari RN" w:hAnsi="BRH Devanagari RN" w:cs="BRH Devanagari RN"/>
+          <w:sz w:val="40"/>
+          <w:szCs w:val="40"/>
+        </w:rPr>
+        <w:t xml:space="preserve">rÉ lÉqÉÈ | </w:t>
       </w:r>
     </w:p>
     <w:p>
       <w:pPr>
         <w:pBdr>
-          <w:left w:val="single" w:sz="4" w:space="4" w:color="auto"/>
-          <w:right w:val="single" w:sz="4" w:space="4" w:color="auto"/>
+          <w:top w:val="single" w:sz="4" w:space="1" w:color="auto"/>
+          <w:left w:val="single" w:sz="4" w:space="1" w:color="auto"/>
+          <w:bottom w:val="single" w:sz="4" w:space="1" w:color="auto"/>
+          <w:right w:val="single" w:sz="4" w:space="1" w:color="auto"/>
         </w:pBdr>
         <w:autoSpaceDE w:val="0"/>
         <w:autoSpaceDN w:val="0"/>
         <w:adjustRightInd w:val="0"/>
         <w:spacing w:after="0" w:line="252" w:lineRule="auto"/>
-        <w:ind w:left="284" w:right="-279"/>
-        <w:rPr>
-          <w:rFonts w:ascii="BRH Devanagari RN" w:hAnsi="BRH Devanagari RN" w:cs="BRH Devanagari RN"/>
-          <w:sz w:val="40"/>
-          <w:szCs w:val="40"/>
-        </w:rPr>
-      </w:pPr>
-      <w:r>
-        <w:rPr>
-          <w:rFonts w:ascii="BRH Devanagari RN" w:hAnsi="BRH Devanagari RN" w:cs="BRH Devanagari RN"/>
-          <w:sz w:val="40"/>
-          <w:szCs w:val="40"/>
-        </w:rPr>
-        <w:t xml:space="preserve">AÉxÉlÉqÉç xÉqÉmÉïrÉÉÍqÉ | mÉÉ±Ç xÉqÉmÉïrÉÉÍqÉ | AbrÉïÇ xÉqÉmÉïrÉÉÍqÉ | </w:t>
+        <w:ind w:left="284" w:right="-421"/>
+        <w:rPr>
+          <w:rFonts w:ascii="BRH Devanagari RN" w:hAnsi="BRH Devanagari RN" w:cs="BRH Devanagari RN"/>
+          <w:sz w:val="40"/>
+          <w:szCs w:val="40"/>
+        </w:rPr>
+      </w:pPr>
+      <w:r>
+        <w:rPr>
+          <w:rFonts w:ascii="BRH Devanagari RN" w:hAnsi="BRH Devanagari RN" w:cs="BRH Devanagari RN"/>
+          <w:sz w:val="40"/>
+          <w:szCs w:val="40"/>
+        </w:rPr>
+        <w:t>AÉxÉ</w:t>
+      </w:r>
+      <w:r>
+        <w:rPr>
+          <w:rFonts w:ascii="BRH Devanagari RN" w:hAnsi="BRH Devanagari RN" w:cs="BRH Devanagari RN"/>
+          <w:sz w:val="40"/>
+          <w:szCs w:val="40"/>
+          <w:highlight w:val="green"/>
+        </w:rPr>
+        <w:t>lÉÇ</w:t>
+      </w:r>
+      <w:r>
+        <w:rPr>
+          <w:rFonts w:ascii="BRH Devanagari RN" w:hAnsi="BRH Devanagari RN" w:cs="BRH Devanagari RN"/>
+          <w:sz w:val="40"/>
+          <w:szCs w:val="40"/>
+        </w:rPr>
+        <w:t xml:space="preserve"> xÉqÉmÉïrÉÉÍqÉ | mÉÉ±Ç xÉqÉmÉïrÉÉÍqÉ | AbrÉïÇ xÉqÉmÉïrÉÉÍqÉ | </w:t>
       </w:r>
     </w:p>
     <w:p>
       <w:pPr>
         <w:pBdr>
-          <w:left w:val="single" w:sz="4" w:space="4" w:color="auto"/>
-          <w:right w:val="single" w:sz="4" w:space="4" w:color="auto"/>
+          <w:top w:val="single" w:sz="4" w:space="1" w:color="auto"/>
+          <w:left w:val="single" w:sz="4" w:space="1" w:color="auto"/>
+          <w:bottom w:val="single" w:sz="4" w:space="1" w:color="auto"/>
+          <w:right w:val="single" w:sz="4" w:space="1" w:color="auto"/>
         </w:pBdr>
         <w:autoSpaceDE w:val="0"/>
         <w:autoSpaceDN w:val="0"/>
         <w:adjustRightInd w:val="0"/>
         <w:spacing w:after="0" w:line="252" w:lineRule="auto"/>
-        <w:ind w:left="284" w:right="-279"/>
-        <w:rPr>
-          <w:rFonts w:ascii="BRH Devanagari RN" w:hAnsi="BRH Devanagari RN" w:cs="BRH Devanagari RN"/>
-          <w:sz w:val="40"/>
-          <w:szCs w:val="40"/>
-        </w:rPr>
-      </w:pPr>
-      <w:r>
-        <w:rPr>
-          <w:rFonts w:ascii="BRH Devanagari RN" w:hAnsi="BRH Devanagari RN" w:cs="BRH Devanagari RN"/>
-          <w:sz w:val="40"/>
-          <w:szCs w:val="40"/>
-        </w:rPr>
-        <w:t xml:space="preserve">AÉcÉqÉlÉÏrÉÇ xÉqÉmÉïrÉÉÍqÉ | qÉkÉÑmÉMïÇü xÉqÉmÉïrÉÉÍqÉ | xlÉÉlÉÇ xÉqÉmÉïrÉÉÍqÉ | </w:t>
+        <w:ind w:left="284" w:right="-421"/>
+        <w:rPr>
+          <w:rFonts w:ascii="BRH Devanagari RN" w:hAnsi="BRH Devanagari RN" w:cs="BRH Devanagari RN"/>
+          <w:sz w:val="40"/>
+          <w:szCs w:val="40"/>
+        </w:rPr>
+      </w:pPr>
+      <w:r>
+        <w:rPr>
+          <w:rFonts w:ascii="BRH Devanagari RN" w:hAnsi="BRH Devanagari RN" w:cs="BRH Devanagari RN"/>
+          <w:sz w:val="40"/>
+          <w:szCs w:val="40"/>
+        </w:rPr>
+        <w:t xml:space="preserve">AÉcÉqÉlÉÏrÉ xÉqÉmÉïrÉÉÍqÉ | qÉkÉÑmÉMïÇü xÉqÉmÉïrÉÉÍqÉ | xlÉÉlÉÇ xÉqÉmÉïrÉÉÍqÉ | </w:t>
       </w:r>
     </w:p>
     <w:p>
       <w:pPr>
         <w:pBdr>
-          <w:left w:val="single" w:sz="4" w:space="4" w:color="auto"/>
-          <w:right w:val="single" w:sz="4" w:space="4" w:color="auto"/>
+          <w:top w:val="single" w:sz="4" w:space="1" w:color="auto"/>
+          <w:left w:val="single" w:sz="4" w:space="1" w:color="auto"/>
+          <w:bottom w:val="single" w:sz="4" w:space="1" w:color="auto"/>
+          <w:right w:val="single" w:sz="4" w:space="1" w:color="auto"/>
         </w:pBdr>
         <w:autoSpaceDE w:val="0"/>
         <w:autoSpaceDN w:val="0"/>
         <w:adjustRightInd w:val="0"/>
         <w:spacing w:after="0" w:line="252" w:lineRule="auto"/>
-        <w:ind w:left="284" w:right="-279"/>
-        <w:rPr>
-          <w:rFonts w:ascii="BRH Devanagari RN" w:hAnsi="BRH Devanagari RN" w:cs="BRH Devanagari RN"/>
-          <w:sz w:val="40"/>
-          <w:szCs w:val="40"/>
-        </w:rPr>
-      </w:pPr>
-      <w:r>
-        <w:rPr>
-          <w:rFonts w:ascii="BRH Devanagari RN" w:hAnsi="BRH Devanagari RN" w:cs="BRH Devanagari RN"/>
-          <w:sz w:val="40"/>
-          <w:szCs w:val="40"/>
-        </w:rPr>
-        <w:t>xlÉÉlÉÉlÉliÉUÇ AÉcÉqÉlÉÏrÉÇ xÉqÉmÉïrÉÉÍqÉ | uÉx§ÉÉjÉïÇ mÉÑwmÉÉÍhÉ (A¤iÉÉlÉç*</w:t>
+        <w:ind w:left="284" w:right="-421"/>
+        <w:rPr>
+          <w:rFonts w:ascii="BRH Devanagari RN" w:hAnsi="BRH Devanagari RN" w:cs="BRH Devanagari RN"/>
+          <w:sz w:val="40"/>
+          <w:szCs w:val="40"/>
+        </w:rPr>
+      </w:pPr>
+      <w:r>
+        <w:rPr>
+          <w:rFonts w:ascii="BRH Devanagari RN" w:hAnsi="BRH Devanagari RN" w:cs="BRH Devanagari RN"/>
+          <w:sz w:val="40"/>
+          <w:szCs w:val="40"/>
+        </w:rPr>
+        <w:t>xlÉÉlÉÉlÉliÉU</w:t>
+      </w:r>
+      <w:r>
+        <w:rPr>
+          <w:rFonts w:ascii="BRH Devanagari" w:hAnsi="BRH Devanagari" w:cs="BRH Devanagari Extra"/>
+          <w:color w:val="000000"/>
+          <w:sz w:val="40"/>
+          <w:szCs w:val="40"/>
+          <w:highlight w:val="green"/>
+        </w:rPr>
+        <w:t>qÉç</w:t>
+      </w:r>
+      <w:r>
+        <w:rPr>
+          <w:rFonts w:ascii="BRH Devanagari RN" w:hAnsi="BRH Devanagari RN" w:cs="BRH Devanagari RN"/>
+          <w:sz w:val="40"/>
+          <w:szCs w:val="40"/>
+        </w:rPr>
+        <w:t xml:space="preserve"> AÉcÉqÉlÉÏrÉÇ xÉqÉmÉïrÉÉÍqÉ | uÉx§ÉÉjÉïÇ mÉÑwmÉÉÍhÉ (A¤iÉÉlÉç*</w:t>
       </w:r>
       <w:proofErr w:type="gramStart"/>
       <w:r>
@@ -4741,14 +4914,16 @@
     <w:p>
       <w:pPr>
         <w:pBdr>
-          <w:left w:val="single" w:sz="4" w:space="4" w:color="auto"/>
-          <w:right w:val="single" w:sz="4" w:space="4" w:color="auto"/>
+          <w:top w:val="single" w:sz="4" w:space="1" w:color="auto"/>
+          <w:left w:val="single" w:sz="4" w:space="1" w:color="auto"/>
+          <w:bottom w:val="single" w:sz="4" w:space="1" w:color="auto"/>
+          <w:right w:val="single" w:sz="4" w:space="1" w:color="auto"/>
         </w:pBdr>
         <w:autoSpaceDE w:val="0"/>
         <w:autoSpaceDN w:val="0"/>
         <w:adjustRightInd w:val="0"/>
         <w:spacing w:after="0" w:line="252" w:lineRule="auto"/>
-        <w:ind w:left="284" w:right="-279"/>
+        <w:ind w:left="284" w:right="-421"/>
         <w:rPr>
           <w:rFonts w:ascii="BRH Devanagari RN" w:hAnsi="BRH Devanagari RN" w:cs="BRH Devanagari RN"/>
           <w:sz w:val="40"/>
@@ -4767,40 +4942,85 @@
     <w:p>
       <w:pPr>
         <w:pBdr>
-          <w:left w:val="single" w:sz="4" w:space="4" w:color="auto"/>
-          <w:right w:val="single" w:sz="4" w:space="4" w:color="auto"/>
+          <w:top w:val="single" w:sz="4" w:space="1" w:color="auto"/>
+          <w:left w:val="single" w:sz="4" w:space="1" w:color="auto"/>
+          <w:bottom w:val="single" w:sz="4" w:space="1" w:color="auto"/>
+          <w:right w:val="single" w:sz="4" w:space="1" w:color="auto"/>
         </w:pBdr>
         <w:autoSpaceDE w:val="0"/>
         <w:autoSpaceDN w:val="0"/>
         <w:adjustRightInd w:val="0"/>
         <w:spacing w:after="0" w:line="252" w:lineRule="auto"/>
-        <w:ind w:left="284" w:right="-279"/>
-        <w:rPr>
-          <w:rFonts w:ascii="BRH Devanagari RN" w:hAnsi="BRH Devanagari RN" w:cs="BRH Devanagari RN"/>
-          <w:sz w:val="40"/>
-          <w:szCs w:val="40"/>
-        </w:rPr>
-      </w:pPr>
-      <w:r>
-        <w:rPr>
-          <w:rFonts w:ascii="BRH Devanagari RN" w:hAnsi="BRH Devanagari RN" w:cs="BRH Devanagari RN"/>
-          <w:sz w:val="40"/>
-          <w:szCs w:val="40"/>
-        </w:rPr>
-        <w:t xml:space="preserve">WûËUSìÉMÑÇüMÑüqÉÇ kÉÉUrÉÉÍqÉ | AsÉƒ¡ûUhÉÉjÉåï A¤ÉiÉÉÇ xÉqÉmÉïrÉÉÍqÉ | </w:t>
+        <w:ind w:left="284" w:right="-421"/>
+        <w:rPr>
+          <w:rFonts w:ascii="BRH Devanagari RN" w:hAnsi="BRH Devanagari RN" w:cs="BRH Devanagari RN"/>
+          <w:sz w:val="40"/>
+          <w:szCs w:val="40"/>
+        </w:rPr>
+      </w:pPr>
+      <w:r>
+        <w:rPr>
+          <w:rFonts w:ascii="BRH Devanagari RN" w:hAnsi="BRH Devanagari RN" w:cs="BRH Devanagari RN"/>
+          <w:sz w:val="40"/>
+          <w:szCs w:val="40"/>
+        </w:rPr>
+        <w:t>WûËUSìÉ</w:t>
+      </w:r>
+      <w:r>
+        <w:rPr>
+          <w:rFonts w:ascii="BRH Devanagari RN" w:hAnsi="BRH Devanagari RN" w:cs="BRH Devanagari RN"/>
+          <w:sz w:val="40"/>
+          <w:szCs w:val="40"/>
+        </w:rPr>
+        <w:t>MÑ</w:t>
+      </w:r>
+      <w:r>
+        <w:rPr>
+          <w:rFonts w:ascii="BRH Devanagari RN" w:hAnsi="BRH Devanagari RN" w:cs="BRH Devanagari RN"/>
+          <w:sz w:val="40"/>
+          <w:szCs w:val="40"/>
+          <w:highlight w:val="green"/>
+        </w:rPr>
+        <w:t>üƒ¡</w:t>
+      </w:r>
+      <w:r>
+        <w:rPr>
+          <w:rFonts w:ascii="BRH Devanagari RN" w:hAnsi="BRH Devanagari RN" w:cs="BRH Devanagari RN"/>
+          <w:sz w:val="40"/>
+          <w:szCs w:val="40"/>
+        </w:rPr>
+        <w:t>ÓûqÉÇ</w:t>
+      </w:r>
+      <w:r>
+        <w:rPr>
+          <w:rFonts w:ascii="BRH Devanagari RN" w:hAnsi="BRH Devanagari RN" w:cs="BRH Devanagari RN"/>
+          <w:sz w:val="40"/>
+          <w:szCs w:val="40"/>
+        </w:rPr>
+        <w:t xml:space="preserve"> </w:t>
+      </w:r>
+      <w:r>
+        <w:rPr>
+          <w:rFonts w:ascii="BRH Devanagari RN" w:hAnsi="BRH Devanagari RN" w:cs="BRH Devanagari RN"/>
+          <w:sz w:val="40"/>
+          <w:szCs w:val="40"/>
+        </w:rPr>
+        <w:t xml:space="preserve">kÉÉUrÉÉÍqÉ | AsÉƒ¡ûUhÉÉjÉåï A¤ÉiÉÉÇ xÉqÉmÉïrÉÉÍqÉ | </w:t>
       </w:r>
     </w:p>
     <w:p>
       <w:pPr>
         <w:pBdr>
-          <w:left w:val="single" w:sz="4" w:space="4" w:color="auto"/>
-          <w:right w:val="single" w:sz="4" w:space="4" w:color="auto"/>
+          <w:top w:val="single" w:sz="4" w:space="1" w:color="auto"/>
+          <w:left w:val="single" w:sz="4" w:space="1" w:color="auto"/>
+          <w:bottom w:val="single" w:sz="4" w:space="1" w:color="auto"/>
+          <w:right w:val="single" w:sz="4" w:space="1" w:color="auto"/>
         </w:pBdr>
         <w:autoSpaceDE w:val="0"/>
         <w:autoSpaceDN w:val="0"/>
         <w:adjustRightInd w:val="0"/>
         <w:spacing w:after="0" w:line="252" w:lineRule="auto"/>
-        <w:ind w:left="284" w:right="-279"/>
+        <w:ind w:left="284" w:right="-421"/>
         <w:rPr>
           <w:rFonts w:ascii="BRH Devanagari RN" w:hAnsi="BRH Devanagari RN" w:cs="BRH Devanagari RN"/>
           <w:sz w:val="40"/>
@@ -4820,203 +5040,188 @@
       <w:pPr>
         <w:pStyle w:val="NoSpacing"/>
         <w:pBdr>
-          <w:left w:val="single" w:sz="4" w:space="4" w:color="auto"/>
-          <w:right w:val="single" w:sz="4" w:space="4" w:color="auto"/>
-        </w:pBdr>
-        <w:ind w:left="284" w:right="-279"/>
-      </w:pPr>
-    </w:p>
-    <w:p>
-      <w:pPr>
-        <w:pBdr>
-          <w:left w:val="single" w:sz="4" w:space="4" w:color="auto"/>
-          <w:right w:val="single" w:sz="4" w:space="4" w:color="auto"/>
-        </w:pBdr>
-        <w:autoSpaceDE w:val="0"/>
-        <w:autoSpaceDN w:val="0"/>
-        <w:adjustRightInd w:val="0"/>
-        <w:spacing w:after="0" w:line="252" w:lineRule="auto"/>
-        <w:ind w:left="284" w:right="-279"/>
-        <w:rPr>
-          <w:rFonts w:ascii="BRH Devanagari RN" w:hAnsi="BRH Devanagari RN" w:cs="BRH Devanagari RN"/>
-          <w:sz w:val="40"/>
-          <w:szCs w:val="40"/>
-        </w:rPr>
-      </w:pPr>
-      <w:r>
-        <w:rPr>
-          <w:rFonts w:ascii="BRH Devanagari RN" w:hAnsi="BRH Devanagari RN" w:cs="BRH Devanagari RN"/>
-          <w:sz w:val="40"/>
-          <w:szCs w:val="40"/>
-        </w:rPr>
-        <w:t>ÍqÉ§ÉÉrÉ lÉqÉÈ | UuÉrÉå lÉqÉÈ | xÉÔrÉÉïrÉ lÉqÉÈ | pÉÉlÉuÉå lÉqÉÈ |</w:t>
-      </w:r>
-    </w:p>
-    <w:p>
-      <w:pPr>
-        <w:pBdr>
-          <w:left w:val="single" w:sz="4" w:space="4" w:color="auto"/>
-          <w:right w:val="single" w:sz="4" w:space="4" w:color="auto"/>
-        </w:pBdr>
-        <w:autoSpaceDE w:val="0"/>
-        <w:autoSpaceDN w:val="0"/>
-        <w:adjustRightInd w:val="0"/>
-        <w:spacing w:after="0" w:line="252" w:lineRule="auto"/>
-        <w:ind w:left="284" w:right="-279"/>
-        <w:rPr>
-          <w:rFonts w:ascii="BRH Devanagari RN" w:hAnsi="BRH Devanagari RN" w:cs="BRH Devanagari RN"/>
-          <w:sz w:val="40"/>
-          <w:szCs w:val="40"/>
-        </w:rPr>
-      </w:pPr>
-      <w:r>
-        <w:rPr>
-          <w:rFonts w:ascii="BRH Devanagari RN" w:hAnsi="BRH Devanagari RN" w:cs="BRH Devanagari RN"/>
-          <w:sz w:val="40"/>
-          <w:szCs w:val="40"/>
-        </w:rPr>
-        <w:t>ZÉaÉÉrÉ lÉqÉÈ | mÉÔwhÉå lÉqÉÈ | ÌWûUhrÉaÉpÉÉïrÉ lÉqÉÈ | qÉUÏcÉrÉå lÉqÉÈ |</w:t>
-      </w:r>
-    </w:p>
-    <w:p>
-      <w:pPr>
-        <w:pBdr>
-          <w:left w:val="single" w:sz="4" w:space="4" w:color="auto"/>
-          <w:right w:val="single" w:sz="4" w:space="4" w:color="auto"/>
-        </w:pBdr>
-        <w:autoSpaceDE w:val="0"/>
-        <w:autoSpaceDN w:val="0"/>
-        <w:adjustRightInd w:val="0"/>
-        <w:spacing w:after="0" w:line="252" w:lineRule="auto"/>
-        <w:ind w:left="284" w:right="-279"/>
-        <w:rPr>
-          <w:rFonts w:ascii="BRH Devanagari RN" w:hAnsi="BRH Devanagari RN" w:cs="BRH Devanagari RN"/>
-          <w:sz w:val="40"/>
-          <w:szCs w:val="40"/>
-        </w:rPr>
-      </w:pPr>
-      <w:r>
-        <w:rPr>
-          <w:rFonts w:ascii="BRH Devanagari RN" w:hAnsi="BRH Devanagari RN" w:cs="BRH Devanagari RN"/>
-          <w:sz w:val="40"/>
-          <w:szCs w:val="40"/>
-        </w:rPr>
-        <w:t>AÉÌSirÉÉrÉ lÉqÉÈ | xÉÌuÉ§Éå lÉqÉÈ | A‚üÉïrÉ lÉqÉÈ | pÉÉxMüUÉrÉ lÉqÉÈ |</w:t>
-      </w:r>
-    </w:p>
-    <w:p>
-      <w:pPr>
-        <w:pBdr>
-          <w:left w:val="single" w:sz="4" w:space="4" w:color="auto"/>
-          <w:right w:val="single" w:sz="4" w:space="4" w:color="auto"/>
-        </w:pBdr>
-        <w:autoSpaceDE w:val="0"/>
-        <w:autoSpaceDN w:val="0"/>
-        <w:adjustRightInd w:val="0"/>
-        <w:spacing w:after="0" w:line="252" w:lineRule="auto"/>
-        <w:ind w:left="284" w:right="-279"/>
-        <w:rPr>
-          <w:rFonts w:ascii="BRH Devanagari RN" w:hAnsi="BRH Devanagari RN" w:cs="BRH Devanagari RN"/>
-          <w:sz w:val="40"/>
-          <w:szCs w:val="40"/>
-        </w:rPr>
-      </w:pPr>
-      <w:r>
-        <w:rPr>
-          <w:rFonts w:ascii="BRH Devanagari RN" w:hAnsi="BRH Devanagari RN" w:cs="BRH Devanagari RN"/>
-          <w:sz w:val="40"/>
-          <w:szCs w:val="40"/>
-        </w:rPr>
-        <w:t>lÉ</w:t>
-      </w:r>
-      <w:r>
-        <w:rPr>
-          <w:rFonts w:ascii="BRH Devanagari RN" w:hAnsi="BRH Devanagari RN" w:cs="BRH Devanagari RN"/>
-          <w:sz w:val="40"/>
-          <w:szCs w:val="40"/>
-        </w:rPr>
-        <w:t>É</w:t>
-      </w:r>
-      <w:r>
-        <w:rPr>
-          <w:rFonts w:ascii="BRH Devanagari RN" w:hAnsi="BRH Devanagari RN" w:cs="BRH Devanagari RN"/>
-          <w:sz w:val="40"/>
-          <w:szCs w:val="40"/>
-        </w:rPr>
-        <w:t>lÉÉÌuÉkÉ</w:t>
-      </w:r>
-      <w:r>
-        <w:rPr>
-          <w:rFonts w:ascii="BRH Devanagari RN" w:hAnsi="BRH Devanagari RN" w:cs="BRH Devanagari RN"/>
-          <w:sz w:val="40"/>
-          <w:szCs w:val="40"/>
-        </w:rPr>
-        <w:t xml:space="preserve"> mÉËUqÉVû mÉ§ÉmÉÑwmÉÉÍhÉ xÉqÉmÉïrÉÉÍqÉ |</w:t>
-      </w:r>
-    </w:p>
-    <w:p>
-      <w:pPr>
-        <w:pBdr>
-          <w:left w:val="single" w:sz="4" w:space="4" w:color="auto"/>
-          <w:right w:val="single" w:sz="4" w:space="4" w:color="auto"/>
-        </w:pBdr>
-        <w:autoSpaceDE w:val="0"/>
-        <w:autoSpaceDN w:val="0"/>
-        <w:adjustRightInd w:val="0"/>
-        <w:spacing w:after="0" w:line="252" w:lineRule="auto"/>
-        <w:ind w:left="284" w:right="-279"/>
-        <w:rPr>
-          <w:rFonts w:ascii="BRH Devanagari RN" w:hAnsi="BRH Devanagari RN" w:cs="BRH Devanagari RN"/>
-          <w:sz w:val="40"/>
-          <w:szCs w:val="40"/>
-        </w:rPr>
-      </w:pPr>
-      <w:r>
-        <w:rPr>
-          <w:rFonts w:ascii="BRH Devanagari RN" w:hAnsi="BRH Devanagari RN" w:cs="BRH Devanagari RN"/>
-          <w:sz w:val="40"/>
-          <w:szCs w:val="40"/>
-        </w:rPr>
-        <w:t xml:space="preserve">kÉÔmÉÉjÉïÇ mÉÑwmÉÉÍhÉ xÉqÉmÉïrÉÉÍqÉ (kÉÔmÉÉqÉç SzÉïrÉÉÍqÉ) | </w:t>
-      </w:r>
-    </w:p>
-    <w:p>
-      <w:pPr>
-        <w:pBdr>
-          <w:left w:val="single" w:sz="4" w:space="4" w:color="auto"/>
-          <w:right w:val="single" w:sz="4" w:space="4" w:color="auto"/>
-        </w:pBdr>
-        <w:autoSpaceDE w:val="0"/>
-        <w:autoSpaceDN w:val="0"/>
-        <w:adjustRightInd w:val="0"/>
-        <w:spacing w:after="0" w:line="252" w:lineRule="auto"/>
-        <w:ind w:left="284" w:right="-279"/>
-        <w:rPr>
-          <w:rFonts w:ascii="BRH Devanagari RN" w:hAnsi="BRH Devanagari RN" w:cs="BRH Devanagari RN"/>
-          <w:sz w:val="40"/>
-          <w:szCs w:val="40"/>
-        </w:rPr>
-      </w:pPr>
-      <w:r>
-        <w:rPr>
-          <w:rFonts w:ascii="BRH Devanagari RN" w:hAnsi="BRH Devanagari RN" w:cs="BRH Devanagari RN"/>
-          <w:sz w:val="40"/>
-          <w:szCs w:val="40"/>
-        </w:rPr>
-        <w:t xml:space="preserve">SÏmÉÉjÉïÇ mÉÑwmÉÉÍhÉ xÉqÉmÉïrÉÉÍqÉ (SÏmÉqÉç SzÉïrÉÉÍqÉ) | </w:t>
-      </w:r>
-    </w:p>
-    <w:p>
-      <w:pPr>
-        <w:pBdr>
+          <w:top w:val="single" w:sz="4" w:space="1" w:color="auto"/>
           <w:left w:val="single" w:sz="4" w:space="1" w:color="auto"/>
+          <w:bottom w:val="single" w:sz="4" w:space="1" w:color="auto"/>
           <w:right w:val="single" w:sz="4" w:space="1" w:color="auto"/>
         </w:pBdr>
-        <w:autoSpaceDE w:val="0"/>
-        <w:autoSpaceDN w:val="0"/>
-        <w:adjustRightInd w:val="0"/>
-        <w:spacing w:after="0" w:line="252" w:lineRule="auto"/>
-        <w:ind w:left="284"/>
+        <w:ind w:left="284" w:right="-421"/>
+      </w:pPr>
+    </w:p>
+    <w:p>
+      <w:pPr>
+        <w:pBdr>
+          <w:top w:val="single" w:sz="4" w:space="1" w:color="auto"/>
+          <w:left w:val="single" w:sz="4" w:space="1" w:color="auto"/>
+          <w:bottom w:val="single" w:sz="4" w:space="1" w:color="auto"/>
+          <w:right w:val="single" w:sz="4" w:space="1" w:color="auto"/>
+        </w:pBdr>
+        <w:autoSpaceDE w:val="0"/>
+        <w:autoSpaceDN w:val="0"/>
+        <w:adjustRightInd w:val="0"/>
+        <w:spacing w:after="0" w:line="252" w:lineRule="auto"/>
+        <w:ind w:left="284" w:right="-421"/>
+        <w:rPr>
+          <w:rFonts w:ascii="BRH Devanagari RN" w:hAnsi="BRH Devanagari RN" w:cs="BRH Devanagari RN"/>
+          <w:sz w:val="40"/>
+          <w:szCs w:val="40"/>
+        </w:rPr>
+      </w:pPr>
+      <w:r>
+        <w:rPr>
+          <w:rFonts w:ascii="BRH Devanagari RN" w:hAnsi="BRH Devanagari RN" w:cs="BRH Devanagari RN"/>
+          <w:sz w:val="40"/>
+          <w:szCs w:val="40"/>
+        </w:rPr>
+        <w:t>ÍqÉ§ÉÉrÉ lÉqÉÈ | UuÉrÉå lÉqÉÈ | xÉÔrÉÉïrÉ lÉqÉÈ | pÉÉlÉuÉå lÉqÉÈ |</w:t>
+      </w:r>
+    </w:p>
+    <w:p>
+      <w:pPr>
+        <w:pBdr>
+          <w:top w:val="single" w:sz="4" w:space="1" w:color="auto"/>
+          <w:left w:val="single" w:sz="4" w:space="1" w:color="auto"/>
+          <w:bottom w:val="single" w:sz="4" w:space="1" w:color="auto"/>
+          <w:right w:val="single" w:sz="4" w:space="1" w:color="auto"/>
+        </w:pBdr>
+        <w:autoSpaceDE w:val="0"/>
+        <w:autoSpaceDN w:val="0"/>
+        <w:adjustRightInd w:val="0"/>
+        <w:spacing w:after="0" w:line="252" w:lineRule="auto"/>
+        <w:ind w:left="284" w:right="-421"/>
+        <w:rPr>
+          <w:rFonts w:ascii="BRH Devanagari RN" w:hAnsi="BRH Devanagari RN" w:cs="BRH Devanagari RN"/>
+          <w:sz w:val="40"/>
+          <w:szCs w:val="40"/>
+        </w:rPr>
+      </w:pPr>
+      <w:r>
+        <w:rPr>
+          <w:rFonts w:ascii="BRH Devanagari RN" w:hAnsi="BRH Devanagari RN" w:cs="BRH Devanagari RN"/>
+          <w:sz w:val="40"/>
+          <w:szCs w:val="40"/>
+        </w:rPr>
+        <w:t>ZÉaÉÉrÉ lÉqÉÈ | mÉÔwhÉå lÉqÉÈ | ÌWûUhrÉaÉpÉÉïrÉ lÉqÉÈ | qÉUÏcÉrÉå lÉqÉÈ |</w:t>
+      </w:r>
+    </w:p>
+    <w:p>
+      <w:pPr>
+        <w:pBdr>
+          <w:top w:val="single" w:sz="4" w:space="1" w:color="auto"/>
+          <w:left w:val="single" w:sz="4" w:space="1" w:color="auto"/>
+          <w:bottom w:val="single" w:sz="4" w:space="1" w:color="auto"/>
+          <w:right w:val="single" w:sz="4" w:space="1" w:color="auto"/>
+        </w:pBdr>
+        <w:autoSpaceDE w:val="0"/>
+        <w:autoSpaceDN w:val="0"/>
+        <w:adjustRightInd w:val="0"/>
+        <w:spacing w:after="0" w:line="252" w:lineRule="auto"/>
+        <w:ind w:left="284" w:right="-421"/>
+        <w:rPr>
+          <w:rFonts w:ascii="BRH Devanagari RN" w:hAnsi="BRH Devanagari RN" w:cs="BRH Devanagari RN"/>
+          <w:sz w:val="40"/>
+          <w:szCs w:val="40"/>
+        </w:rPr>
+      </w:pPr>
+      <w:r>
+        <w:rPr>
+          <w:rFonts w:ascii="BRH Devanagari RN" w:hAnsi="BRH Devanagari RN" w:cs="BRH Devanagari RN"/>
+          <w:sz w:val="40"/>
+          <w:szCs w:val="40"/>
+        </w:rPr>
+        <w:t>AÉÌSirÉÉrÉ lÉqÉÈ | xÉÌuÉ§Éå lÉqÉÈ | A‚üÉïrÉ lÉqÉÈ | pÉÉxMüUÉrÉ lÉqÉÈ |</w:t>
+      </w:r>
+    </w:p>
+    <w:p>
+      <w:pPr>
+        <w:pBdr>
+          <w:top w:val="single" w:sz="4" w:space="1" w:color="auto"/>
+          <w:left w:val="single" w:sz="4" w:space="1" w:color="auto"/>
+          <w:bottom w:val="single" w:sz="4" w:space="1" w:color="auto"/>
+          <w:right w:val="single" w:sz="4" w:space="1" w:color="auto"/>
+        </w:pBdr>
+        <w:autoSpaceDE w:val="0"/>
+        <w:autoSpaceDN w:val="0"/>
+        <w:adjustRightInd w:val="0"/>
+        <w:spacing w:after="0" w:line="252" w:lineRule="auto"/>
+        <w:ind w:left="284" w:right="-421"/>
+        <w:rPr>
+          <w:rFonts w:ascii="BRH Devanagari RN" w:hAnsi="BRH Devanagari RN" w:cs="BRH Devanagari RN"/>
+          <w:sz w:val="40"/>
+          <w:szCs w:val="40"/>
+        </w:rPr>
+      </w:pPr>
+      <w:r>
+        <w:rPr>
+          <w:rFonts w:ascii="BRH Devanagari RN" w:hAnsi="BRH Devanagari RN" w:cs="BRH Devanagari RN"/>
+          <w:sz w:val="40"/>
+          <w:szCs w:val="40"/>
+        </w:rPr>
+        <w:t>lÉ</w:t>
+      </w:r>
+      <w:r>
+        <w:rPr>
+          <w:rFonts w:ascii="BRH Devanagari RN" w:hAnsi="BRH Devanagari RN" w:cs="BRH Devanagari RN"/>
+          <w:sz w:val="40"/>
+          <w:szCs w:val="40"/>
+        </w:rPr>
+        <w:t>É</w:t>
+      </w:r>
+      <w:r>
+        <w:rPr>
+          <w:rFonts w:ascii="BRH Devanagari RN" w:hAnsi="BRH Devanagari RN" w:cs="BRH Devanagari RN"/>
+          <w:sz w:val="40"/>
+          <w:szCs w:val="40"/>
+        </w:rPr>
+        <w:t>lÉÉÌuÉkÉ</w:t>
+      </w:r>
+      <w:r>
+        <w:rPr>
+          <w:rFonts w:ascii="BRH Devanagari RN" w:hAnsi="BRH Devanagari RN" w:cs="BRH Devanagari RN"/>
+          <w:sz w:val="40"/>
+          <w:szCs w:val="40"/>
+        </w:rPr>
+        <w:t xml:space="preserve"> mÉËUqÉ</w:t>
+      </w:r>
+      <w:r>
+        <w:rPr>
+          <w:rFonts w:ascii="BRH Devanagari RN" w:hAnsi="BRH Devanagari RN" w:cs="BRH Devanagari RN"/>
+          <w:sz w:val="40"/>
+          <w:szCs w:val="40"/>
+          <w:highlight w:val="green"/>
+        </w:rPr>
+        <w:t>sÉ</w:t>
+      </w:r>
+      <w:r>
+        <w:rPr>
+          <w:rFonts w:ascii="BRH Devanagari RN" w:hAnsi="BRH Devanagari RN" w:cs="BRH Devanagari RN"/>
+          <w:sz w:val="40"/>
+          <w:szCs w:val="40"/>
+        </w:rPr>
+        <w:t xml:space="preserve"> </w:t>
+      </w:r>
+      <w:r>
+        <w:rPr>
+          <w:rFonts w:ascii="BRH Devanagari RN" w:hAnsi="BRH Devanagari RN" w:cs="BRH Devanagari RN"/>
+          <w:sz w:val="40"/>
+          <w:szCs w:val="40"/>
+        </w:rPr>
+        <w:t>mÉ§ÉmÉÑwmÉÉÍhÉ xÉqÉmÉïrÉÉÍqÉ |</w:t>
+      </w:r>
+    </w:p>
+    <w:p>
+      <w:pPr>
+        <w:pBdr>
+          <w:top w:val="single" w:sz="4" w:space="1" w:color="auto"/>
+          <w:left w:val="single" w:sz="4" w:space="1" w:color="auto"/>
+          <w:bottom w:val="single" w:sz="4" w:space="1" w:color="auto"/>
+          <w:right w:val="single" w:sz="4" w:space="1" w:color="auto"/>
+        </w:pBdr>
+        <w:autoSpaceDE w:val="0"/>
+        <w:autoSpaceDN w:val="0"/>
+        <w:adjustRightInd w:val="0"/>
+        <w:spacing w:after="0" w:line="252" w:lineRule="auto"/>
+        <w:ind w:left="284" w:right="-421"/>
         <w:rPr>
           <w:rFonts w:ascii="BRH Devanagari RN" w:hAnsi="BRH Devanagari RN" w:cs="BRH Devanagari RN"/>
           <w:sz w:val="40"/>
@@ -5030,7 +5235,163 @@
           <w:szCs w:val="40"/>
         </w:rPr>
         <w:lastRenderedPageBreak/>
-        <w:t>lÉæuÉå±Ç | iÉÉÇoÉÔsÉÇ | SÏmÉÉUÉkÉlÉÉ (lÉÏUÉ</w:t>
+        <w:t>kÉÔmÉÉjÉïÇ mÉÑwmÉÉÍhÉ xÉqÉmÉïrÉÉÍqÉ (kÉ</w:t>
+      </w:r>
+      <w:r>
+        <w:rPr>
+          <w:rFonts w:ascii="BRH Devanagari RN" w:hAnsi="BRH Devanagari RN" w:cs="BRH Devanagari RN"/>
+          <w:sz w:val="40"/>
+          <w:szCs w:val="40"/>
+          <w:highlight w:val="green"/>
+        </w:rPr>
+        <w:t>ÔmÉ</w:t>
+      </w:r>
+      <w:r>
+        <w:rPr>
+          <w:rFonts w:ascii="BRH Devanagari RN" w:hAnsi="BRH Devanagari RN" w:cs="BRH Devanagari RN"/>
+          <w:sz w:val="40"/>
+          <w:szCs w:val="40"/>
+        </w:rPr>
+        <w:t>Ç</w:t>
+      </w:r>
+      <w:r>
+        <w:rPr>
+          <w:rFonts w:ascii="BRH Devanagari RN" w:hAnsi="BRH Devanagari RN" w:cs="BRH Devanagari RN"/>
+          <w:sz w:val="40"/>
+          <w:szCs w:val="40"/>
+        </w:rPr>
+        <w:t xml:space="preserve"> SzÉïrÉÉÍqÉ) | </w:t>
+      </w:r>
+    </w:p>
+    <w:p>
+      <w:pPr>
+        <w:pBdr>
+          <w:top w:val="single" w:sz="4" w:space="1" w:color="auto"/>
+          <w:left w:val="single" w:sz="4" w:space="1" w:color="auto"/>
+          <w:bottom w:val="single" w:sz="4" w:space="1" w:color="auto"/>
+          <w:right w:val="single" w:sz="4" w:space="1" w:color="auto"/>
+        </w:pBdr>
+        <w:autoSpaceDE w:val="0"/>
+        <w:autoSpaceDN w:val="0"/>
+        <w:adjustRightInd w:val="0"/>
+        <w:spacing w:after="0" w:line="252" w:lineRule="auto"/>
+        <w:ind w:left="284" w:right="-421"/>
+        <w:rPr>
+          <w:rFonts w:ascii="BRH Devanagari RN" w:hAnsi="BRH Devanagari RN" w:cs="BRH Devanagari RN"/>
+          <w:sz w:val="40"/>
+          <w:szCs w:val="40"/>
+        </w:rPr>
+      </w:pPr>
+      <w:r>
+        <w:rPr>
+          <w:rFonts w:ascii="BRH Devanagari RN" w:hAnsi="BRH Devanagari RN" w:cs="BRH Devanagari RN"/>
+          <w:sz w:val="40"/>
+          <w:szCs w:val="40"/>
+        </w:rPr>
+        <w:t>SÏmÉÉjÉïÇ mÉÑwmÉÉÍhÉ xÉqÉmÉïrÉÉÍqÉ (SÏ</w:t>
+      </w:r>
+      <w:r>
+        <w:rPr>
+          <w:rFonts w:ascii="BRH Devanagari RN" w:hAnsi="BRH Devanagari RN" w:cs="BRH Devanagari RN"/>
+          <w:sz w:val="40"/>
+          <w:szCs w:val="40"/>
+          <w:highlight w:val="green"/>
+        </w:rPr>
+        <w:t>mÉ</w:t>
+      </w:r>
+      <w:r>
+        <w:rPr>
+          <w:rFonts w:ascii="BRH Devanagari RN" w:hAnsi="BRH Devanagari RN" w:cs="BRH Devanagari RN"/>
+          <w:sz w:val="40"/>
+          <w:szCs w:val="40"/>
+        </w:rPr>
+        <w:t>Ç</w:t>
+      </w:r>
+      <w:r>
+        <w:rPr>
+          <w:rFonts w:ascii="BRH Devanagari RN" w:hAnsi="BRH Devanagari RN" w:cs="BRH Devanagari RN"/>
+          <w:sz w:val="40"/>
+          <w:szCs w:val="40"/>
+        </w:rPr>
+        <w:t xml:space="preserve"> SzÉïrÉÉÍqÉ) | </w:t>
+      </w:r>
+    </w:p>
+    <w:p>
+      <w:pPr>
+        <w:pBdr>
+          <w:top w:val="single" w:sz="4" w:space="1" w:color="auto"/>
+          <w:left w:val="single" w:sz="4" w:space="1" w:color="auto"/>
+          <w:bottom w:val="single" w:sz="4" w:space="1" w:color="auto"/>
+          <w:right w:val="single" w:sz="4" w:space="1" w:color="auto"/>
+        </w:pBdr>
+        <w:autoSpaceDE w:val="0"/>
+        <w:autoSpaceDN w:val="0"/>
+        <w:adjustRightInd w:val="0"/>
+        <w:spacing w:after="0" w:line="252" w:lineRule="auto"/>
+        <w:ind w:left="284" w:right="-421"/>
+        <w:rPr>
+          <w:rFonts w:ascii="BRH Devanagari RN" w:hAnsi="BRH Devanagari RN" w:cs="BRH Devanagari RN"/>
+          <w:sz w:val="40"/>
+          <w:szCs w:val="40"/>
+        </w:rPr>
+      </w:pPr>
+      <w:r>
+        <w:rPr>
+          <w:rFonts w:ascii="BRH Devanagari RN" w:hAnsi="BRH Devanagari RN" w:cs="BRH Devanagari RN"/>
+          <w:sz w:val="40"/>
+          <w:szCs w:val="40"/>
+        </w:rPr>
+        <w:t>lÉæuÉå±</w:t>
+      </w:r>
+      <w:r>
+        <w:rPr>
+          <w:rFonts w:ascii="BRH Devanagari RN" w:hAnsi="BRH Devanagari RN" w:cs="BRH Devanagari RN"/>
+          <w:sz w:val="40"/>
+          <w:szCs w:val="40"/>
+          <w:highlight w:val="green"/>
+        </w:rPr>
+        <w:t>qÉ</w:t>
+      </w:r>
+      <w:r>
+        <w:rPr>
+          <w:rFonts w:ascii="BRH Devanagari RN" w:hAnsi="BRH Devanagari RN" w:cs="BRH Devanagari RN"/>
+          <w:sz w:val="40"/>
+          <w:szCs w:val="40"/>
+        </w:rPr>
+        <w:t>ç</w:t>
+      </w:r>
+      <w:r>
+        <w:rPr>
+          <w:rFonts w:ascii="BRH Devanagari RN" w:hAnsi="BRH Devanagari RN" w:cs="BRH Devanagari RN"/>
+          <w:sz w:val="40"/>
+          <w:szCs w:val="40"/>
+        </w:rPr>
+        <w:t xml:space="preserve"> | iÉÉÇoÉÔsÉ</w:t>
+      </w:r>
+      <w:r>
+        <w:rPr>
+          <w:rFonts w:ascii="BRH Devanagari RN" w:hAnsi="BRH Devanagari RN" w:cs="BRH Devanagari RN"/>
+          <w:sz w:val="40"/>
+          <w:szCs w:val="40"/>
+          <w:highlight w:val="green"/>
+        </w:rPr>
+        <w:t>qÉ</w:t>
+      </w:r>
+      <w:r>
+        <w:rPr>
+          <w:rFonts w:ascii="BRH Devanagari RN" w:hAnsi="BRH Devanagari RN" w:cs="BRH Devanagari RN"/>
+          <w:sz w:val="40"/>
+          <w:szCs w:val="40"/>
+        </w:rPr>
+        <w:t>ç</w:t>
+      </w:r>
+      <w:r>
+        <w:rPr>
+          <w:rFonts w:ascii="BRH Devanagari RN" w:hAnsi="BRH Devanagari RN" w:cs="BRH Devanagari RN"/>
+          <w:sz w:val="40"/>
+          <w:szCs w:val="40"/>
+        </w:rPr>
+        <w:t xml:space="preserve"> | SÏmÉÉUÉkÉlÉÉ (lÉÏUÉ</w:t>
       </w:r>
       <w:r>
         <w:rPr>
@@ -5047,68 +5408,141 @@
           <w:sz w:val="40"/>
           <w:szCs w:val="40"/>
         </w:rPr>
-        <w:t xml:space="preserve">lÉqÉç) | qÉl§É mÉÑwmÉqÉç | </w:t>
+        <w:t xml:space="preserve">lÉqÉç) | qÉl§É </w:t>
+      </w:r>
+      <w:r>
+        <w:rPr>
+          <w:rFonts w:ascii="BRH Devanagari RN" w:hAnsi="BRH Devanagari RN" w:cs="BRH Devanagari RN"/>
+          <w:sz w:val="40"/>
+          <w:szCs w:val="40"/>
+          <w:highlight w:val="green"/>
+        </w:rPr>
+        <w:t>-</w:t>
+      </w:r>
+      <w:r>
+        <w:rPr>
+          <w:rFonts w:ascii="BRH Devanagari RN" w:hAnsi="BRH Devanagari RN" w:cs="BRH Devanagari RN"/>
+          <w:sz w:val="40"/>
+          <w:szCs w:val="40"/>
+        </w:rPr>
+        <w:t xml:space="preserve"> </w:t>
+      </w:r>
+      <w:r>
+        <w:rPr>
+          <w:rFonts w:ascii="BRH Devanagari RN" w:hAnsi="BRH Devanagari RN" w:cs="BRH Devanagari RN"/>
+          <w:sz w:val="40"/>
+          <w:szCs w:val="40"/>
+        </w:rPr>
+        <w:t xml:space="preserve">mÉÑwmÉqÉç | </w:t>
       </w:r>
     </w:p>
     <w:p>
       <w:pPr>
         <w:pBdr>
+          <w:top w:val="single" w:sz="4" w:space="1" w:color="auto"/>
           <w:left w:val="single" w:sz="4" w:space="1" w:color="auto"/>
+          <w:bottom w:val="single" w:sz="4" w:space="1" w:color="auto"/>
           <w:right w:val="single" w:sz="4" w:space="1" w:color="auto"/>
         </w:pBdr>
         <w:autoSpaceDE w:val="0"/>
         <w:autoSpaceDN w:val="0"/>
         <w:adjustRightInd w:val="0"/>
         <w:spacing w:after="0" w:line="252" w:lineRule="auto"/>
-        <w:ind w:left="284"/>
-        <w:rPr>
-          <w:rFonts w:ascii="BRH Devanagari RN" w:hAnsi="BRH Devanagari RN" w:cs="BRH Devanagari RN"/>
-          <w:sz w:val="40"/>
-          <w:szCs w:val="40"/>
-        </w:rPr>
-      </w:pPr>
-      <w:r>
-        <w:rPr>
-          <w:rFonts w:ascii="BRH Devanagari RN" w:hAnsi="BRH Devanagari RN" w:cs="BRH Devanagari RN"/>
-          <w:sz w:val="40"/>
-          <w:szCs w:val="40"/>
-        </w:rPr>
-        <w:t>mÉëÉjÉïlÉÉ | mÉëSÍ¤ÉhÉ lÉqÉMüÉUÉlÉç xÉqÉmÉïrÉÉÍqÉ ||</w:t>
+        <w:ind w:left="284" w:right="-421"/>
+        <w:rPr>
+          <w:rFonts w:ascii="BRH Devanagari RN" w:hAnsi="BRH Devanagari RN" w:cs="BRH Devanagari RN"/>
+          <w:sz w:val="40"/>
+          <w:szCs w:val="40"/>
+        </w:rPr>
+      </w:pPr>
+      <w:r>
+        <w:rPr>
+          <w:rFonts w:ascii="BRH Devanagari RN" w:hAnsi="BRH Devanagari RN" w:cs="BRH Devanagari RN"/>
+          <w:sz w:val="40"/>
+          <w:szCs w:val="40"/>
+        </w:rPr>
+        <w:t>mÉëÉjÉïlÉÉ | mÉëSÍ¤ÉhÉ</w:t>
+      </w:r>
+      <w:r>
+        <w:rPr>
+          <w:rFonts w:ascii="BRH Devanagari RN" w:hAnsi="BRH Devanagari RN" w:cs="BRH Devanagari RN"/>
+          <w:sz w:val="40"/>
+          <w:szCs w:val="40"/>
+          <w:highlight w:val="green"/>
+        </w:rPr>
+        <w:t>-</w:t>
+      </w:r>
+      <w:r>
+        <w:rPr>
+          <w:rFonts w:ascii="BRH Devanagari RN" w:hAnsi="BRH Devanagari RN" w:cs="BRH Devanagari RN"/>
+          <w:sz w:val="40"/>
+          <w:szCs w:val="40"/>
+        </w:rPr>
+        <w:t>lÉqÉMüÉUÉlÉç xÉqÉmÉïrÉÉÍqÉ ||</w:t>
       </w:r>
     </w:p>
     <w:p>
       <w:pPr>
         <w:pBdr>
+          <w:top w:val="single" w:sz="4" w:space="1" w:color="auto"/>
           <w:left w:val="single" w:sz="4" w:space="1" w:color="auto"/>
+          <w:bottom w:val="single" w:sz="4" w:space="1" w:color="auto"/>
           <w:right w:val="single" w:sz="4" w:space="1" w:color="auto"/>
         </w:pBdr>
-        <w:ind w:left="284"/>
+        <w:ind w:left="284" w:right="-421"/>
       </w:pPr>
     </w:p>
     <w:p>
       <w:pPr>
         <w:pBdr>
+          <w:top w:val="single" w:sz="4" w:space="1" w:color="auto"/>
           <w:left w:val="single" w:sz="4" w:space="1" w:color="auto"/>
+          <w:bottom w:val="single" w:sz="4" w:space="1" w:color="auto"/>
           <w:right w:val="single" w:sz="4" w:space="1" w:color="auto"/>
         </w:pBdr>
         <w:autoSpaceDE w:val="0"/>
         <w:autoSpaceDN w:val="0"/>
         <w:adjustRightInd w:val="0"/>
         <w:spacing w:after="0" w:line="252" w:lineRule="auto"/>
-        <w:ind w:left="284"/>
-        <w:rPr>
-          <w:rFonts w:ascii="BRH Devanagari RN" w:hAnsi="BRH Devanagari RN" w:cs="BRH Devanagari RN"/>
-          <w:sz w:val="40"/>
-          <w:szCs w:val="40"/>
-        </w:rPr>
-      </w:pPr>
-      <w:r>
-        <w:rPr>
-          <w:rFonts w:ascii="BRH Devanagari RN" w:hAnsi="BRH Devanagari RN" w:cs="BRH Devanagari RN"/>
-          <w:sz w:val="40"/>
-          <w:szCs w:val="40"/>
-        </w:rPr>
-        <w:t>AxrÉ xÉëÏ xÉÔrÉï lÉq</w:t>
+        <w:ind w:left="284" w:right="-421"/>
+        <w:rPr>
+          <w:rFonts w:ascii="BRH Devanagari RN" w:hAnsi="BRH Devanagari RN" w:cs="BRH Devanagari RN"/>
+          <w:sz w:val="40"/>
+          <w:szCs w:val="40"/>
+        </w:rPr>
+      </w:pPr>
+      <w:r>
+        <w:rPr>
+          <w:rFonts w:ascii="BRH Devanagari RN" w:hAnsi="BRH Devanagari RN" w:cs="BRH Devanagari RN"/>
+          <w:sz w:val="40"/>
+          <w:szCs w:val="40"/>
+        </w:rPr>
+        <w:t xml:space="preserve">AxrÉ </w:t>
+      </w:r>
+      <w:r>
+        <w:rPr>
+          <w:rFonts w:ascii="BRH Devanagari RN" w:hAnsi="BRH Devanagari RN" w:cs="BRH Devanagari RN"/>
+          <w:sz w:val="40"/>
+          <w:szCs w:val="40"/>
+          <w:highlight w:val="green"/>
+        </w:rPr>
+        <w:t>´ÉÏ</w:t>
+      </w:r>
+      <w:r>
+        <w:rPr>
+          <w:rFonts w:ascii="BRH Devanagari RN" w:hAnsi="BRH Devanagari RN" w:cs="BRH Devanagari RN"/>
+          <w:sz w:val="40"/>
+          <w:szCs w:val="40"/>
+        </w:rPr>
+        <w:t xml:space="preserve"> </w:t>
+      </w:r>
+      <w:r>
+        <w:rPr>
+          <w:rFonts w:ascii="BRH Devanagari RN" w:hAnsi="BRH Devanagari RN" w:cs="BRH Devanagari RN"/>
+          <w:sz w:val="40"/>
+          <w:szCs w:val="40"/>
+        </w:rPr>
+        <w:t>xÉÔrÉï lÉq</w:t>
       </w:r>
       <w:r>
         <w:rPr>
@@ -5140,20 +5574,39 @@
           <w:sz w:val="40"/>
           <w:szCs w:val="40"/>
         </w:rPr>
-        <w:t>ÉU-qÉWûÉqÉl§ÉxrÉ | MühuÉmÉÑ§É mÉëxMü³É GÌwÉÈ |</w:t>
+        <w:t>ÉU-qÉWûÉqÉl§ÉxrÉ | MühuÉmÉÑ§É mÉëxMü</w:t>
+      </w:r>
+      <w:r>
+        <w:rPr>
+          <w:rFonts w:ascii="BRH Devanagari RN" w:hAnsi="BRH Devanagari RN" w:cs="BRH Devanagari RN"/>
+          <w:sz w:val="40"/>
+          <w:szCs w:val="40"/>
+          <w:highlight w:val="green"/>
+        </w:rPr>
+        <w:t>huÉ</w:t>
+      </w:r>
+      <w:r>
+        <w:rPr>
+          <w:rFonts w:ascii="BRH Devanagari RN" w:hAnsi="BRH Devanagari RN" w:cs="BRH Devanagari RN"/>
+          <w:sz w:val="40"/>
+          <w:szCs w:val="40"/>
+        </w:rPr>
+        <w:t xml:space="preserve"> GÌwÉÈ |</w:t>
       </w:r>
     </w:p>
     <w:p>
       <w:pPr>
         <w:pBdr>
+          <w:top w:val="single" w:sz="4" w:space="1" w:color="auto"/>
           <w:left w:val="single" w:sz="4" w:space="1" w:color="auto"/>
+          <w:bottom w:val="single" w:sz="4" w:space="1" w:color="auto"/>
           <w:right w:val="single" w:sz="4" w:space="1" w:color="auto"/>
         </w:pBdr>
         <w:autoSpaceDE w:val="0"/>
         <w:autoSpaceDN w:val="0"/>
         <w:adjustRightInd w:val="0"/>
         <w:spacing w:after="0" w:line="252" w:lineRule="auto"/>
-        <w:ind w:left="284"/>
+        <w:ind w:left="284" w:right="-421"/>
         <w:rPr>
           <w:rFonts w:ascii="BRH Devanagari RN" w:hAnsi="BRH Devanagari RN" w:cs="BRH Devanagari RN"/>
           <w:sz w:val="40"/>
@@ -5172,14 +5625,16 @@
     <w:p>
       <w:pPr>
         <w:pBdr>
+          <w:top w:val="single" w:sz="4" w:space="1" w:color="auto"/>
           <w:left w:val="single" w:sz="4" w:space="1" w:color="auto"/>
+          <w:bottom w:val="single" w:sz="4" w:space="1" w:color="auto"/>
           <w:right w:val="single" w:sz="4" w:space="1" w:color="auto"/>
         </w:pBdr>
         <w:autoSpaceDE w:val="0"/>
         <w:autoSpaceDN w:val="0"/>
         <w:adjustRightInd w:val="0"/>
         <w:spacing w:after="0" w:line="252" w:lineRule="auto"/>
-        <w:ind w:left="284"/>
+        <w:ind w:left="284" w:right="-421"/>
         <w:rPr>
           <w:rFonts w:ascii="BRH Devanagari RN" w:hAnsi="BRH Devanagari RN" w:cs="BRH Devanagari RN"/>
           <w:sz w:val="40"/>
@@ -5198,50 +5653,82 @@
     <w:p>
       <w:pPr>
         <w:pBdr>
+          <w:top w:val="single" w:sz="4" w:space="1" w:color="auto"/>
           <w:left w:val="single" w:sz="4" w:space="1" w:color="auto"/>
+          <w:bottom w:val="single" w:sz="4" w:space="1" w:color="auto"/>
           <w:right w:val="single" w:sz="4" w:space="1" w:color="auto"/>
         </w:pBdr>
         <w:autoSpaceDE w:val="0"/>
         <w:autoSpaceDN w:val="0"/>
         <w:adjustRightInd w:val="0"/>
         <w:spacing w:after="0" w:line="252" w:lineRule="auto"/>
-        <w:ind w:left="284"/>
-        <w:rPr>
-          <w:rFonts w:ascii="BRH Devanagari RN" w:hAnsi="BRH Devanagari RN" w:cs="BRH Devanagari RN"/>
-          <w:sz w:val="40"/>
-          <w:szCs w:val="40"/>
-        </w:rPr>
-      </w:pPr>
-      <w:r>
-        <w:rPr>
-          <w:rFonts w:ascii="BRH Devanagari RN" w:hAnsi="BRH Devanagari RN" w:cs="BRH Devanagari RN"/>
-          <w:sz w:val="40"/>
-          <w:szCs w:val="40"/>
-        </w:rPr>
-        <w:t>xÉëÏ xÉÔrÉïlÉÉUÉrÉhÉ mÉëxÉÉS ÍxÉSèkrÉjÉåï lÉqÉxMüÉUå ÌuÉÌlÉrÉÉåMüÈ ||</w:t>
+        <w:ind w:left="284" w:right="-421"/>
+        <w:rPr>
+          <w:rFonts w:ascii="BRH Devanagari RN" w:hAnsi="BRH Devanagari RN" w:cs="BRH Devanagari RN"/>
+          <w:sz w:val="40"/>
+          <w:szCs w:val="40"/>
+        </w:rPr>
+      </w:pPr>
+      <w:r>
+        <w:rPr>
+          <w:rFonts w:ascii="BRH Devanagari RN" w:hAnsi="BRH Devanagari RN" w:cs="BRH Devanagari RN"/>
+          <w:sz w:val="40"/>
+          <w:szCs w:val="40"/>
+          <w:highlight w:val="green"/>
+        </w:rPr>
+        <w:t>´ÉÏ</w:t>
+      </w:r>
+      <w:r>
+        <w:rPr>
+          <w:rFonts w:ascii="BRH Devanagari RN" w:hAnsi="BRH Devanagari RN" w:cs="BRH Devanagari RN"/>
+          <w:sz w:val="40"/>
+          <w:szCs w:val="40"/>
+        </w:rPr>
+        <w:t xml:space="preserve"> xÉÔrÉïlÉÉUÉrÉhÉ mÉëxÉÉS ÍxÉSèkrÉjÉåï lÉqÉxMüÉUå ÌuÉÌlÉrÉÉå</w:t>
+      </w:r>
+      <w:r>
+        <w:rPr>
+          <w:rFonts w:ascii="BRH Devanagari RN" w:hAnsi="BRH Devanagari RN" w:cs="BRH Devanagari RN"/>
+          <w:sz w:val="40"/>
+          <w:szCs w:val="40"/>
+          <w:highlight w:val="green"/>
+        </w:rPr>
+        <w:t>aÉ</w:t>
+      </w:r>
+      <w:r>
+        <w:rPr>
+          <w:rFonts w:ascii="BRH Devanagari RN" w:hAnsi="BRH Devanagari RN" w:cs="BRH Devanagari RN"/>
+          <w:sz w:val="40"/>
+          <w:szCs w:val="40"/>
+        </w:rPr>
+        <w:t>È ||</w:t>
       </w:r>
     </w:p>
     <w:p>
       <w:pPr>
         <w:pStyle w:val="NoSpacing"/>
         <w:pBdr>
+          <w:top w:val="single" w:sz="4" w:space="1" w:color="auto"/>
           <w:left w:val="single" w:sz="4" w:space="1" w:color="auto"/>
+          <w:bottom w:val="single" w:sz="4" w:space="1" w:color="auto"/>
           <w:right w:val="single" w:sz="4" w:space="1" w:color="auto"/>
         </w:pBdr>
-        <w:ind w:left="284"/>
+        <w:ind w:left="284" w:right="-421"/>
       </w:pPr>
     </w:p>
     <w:p>
       <w:pPr>
         <w:pBdr>
+          <w:top w:val="single" w:sz="4" w:space="1" w:color="auto"/>
           <w:left w:val="single" w:sz="4" w:space="1" w:color="auto"/>
+          <w:bottom w:val="single" w:sz="4" w:space="1" w:color="auto"/>
           <w:right w:val="single" w:sz="4" w:space="1" w:color="auto"/>
         </w:pBdr>
         <w:autoSpaceDE w:val="0"/>
         <w:autoSpaceDN w:val="0"/>
         <w:adjustRightInd w:val="0"/>
         <w:spacing w:after="0" w:line="252" w:lineRule="auto"/>
-        <w:ind w:left="284"/>
+        <w:ind w:left="284" w:right="-421"/>
         <w:rPr>
           <w:rFonts w:ascii="BRH Devanagari RN" w:hAnsi="BRH Devanagari RN" w:cs="BRH Devanagari RN"/>
           <w:sz w:val="40"/>
@@ -5292,14 +5779,16 @@
     <w:p>
       <w:pPr>
         <w:pBdr>
+          <w:top w:val="single" w:sz="4" w:space="1" w:color="auto"/>
           <w:left w:val="single" w:sz="4" w:space="1" w:color="auto"/>
+          <w:bottom w:val="single" w:sz="4" w:space="1" w:color="auto"/>
           <w:right w:val="single" w:sz="4" w:space="1" w:color="auto"/>
         </w:pBdr>
         <w:autoSpaceDE w:val="0"/>
         <w:autoSpaceDN w:val="0"/>
         <w:adjustRightInd w:val="0"/>
         <w:spacing w:after="0" w:line="252" w:lineRule="auto"/>
-        <w:ind w:left="284"/>
+        <w:ind w:left="284" w:right="-421"/>
         <w:rPr>
           <w:rFonts w:ascii="BRH Devanagari RN" w:hAnsi="BRH Devanagari RN" w:cs="BRH Devanagari RN"/>
           <w:sz w:val="40"/>
@@ -5334,14 +5823,16 @@
     <w:p>
       <w:pPr>
         <w:pBdr>
+          <w:top w:val="single" w:sz="4" w:space="1" w:color="auto"/>
           <w:left w:val="single" w:sz="4" w:space="1" w:color="auto"/>
+          <w:bottom w:val="single" w:sz="4" w:space="1" w:color="auto"/>
           <w:right w:val="single" w:sz="4" w:space="1" w:color="auto"/>
         </w:pBdr>
         <w:autoSpaceDE w:val="0"/>
         <w:autoSpaceDN w:val="0"/>
         <w:adjustRightInd w:val="0"/>
         <w:spacing w:after="0" w:line="252" w:lineRule="auto"/>
-        <w:ind w:left="284"/>
+        <w:ind w:left="284" w:right="-421"/>
         <w:rPr>
           <w:rFonts w:ascii="BRH Devanagari RN" w:hAnsi="BRH Devanagari RN" w:cs="BRH Devanagari RN"/>
           <w:sz w:val="40"/>
@@ -5376,14 +5867,16 @@
     <w:p>
       <w:pPr>
         <w:pBdr>
+          <w:top w:val="single" w:sz="4" w:space="1" w:color="auto"/>
           <w:left w:val="single" w:sz="4" w:space="1" w:color="auto"/>
+          <w:bottom w:val="single" w:sz="4" w:space="1" w:color="auto"/>
           <w:right w:val="single" w:sz="4" w:space="1" w:color="auto"/>
         </w:pBdr>
         <w:autoSpaceDE w:val="0"/>
         <w:autoSpaceDN w:val="0"/>
         <w:adjustRightInd w:val="0"/>
         <w:spacing w:after="0" w:line="252" w:lineRule="auto"/>
-        <w:ind w:left="284"/>
+        <w:ind w:left="284" w:right="-421"/>
         <w:rPr>
           <w:rFonts w:ascii="BRH Devanagari RN" w:hAnsi="BRH Devanagari RN" w:cs="BRH Devanagari RN"/>
           <w:sz w:val="40"/>
@@ -5418,14 +5911,16 @@
     <w:p>
       <w:pPr>
         <w:pBdr>
+          <w:top w:val="single" w:sz="4" w:space="1" w:color="auto"/>
           <w:left w:val="single" w:sz="4" w:space="1" w:color="auto"/>
+          <w:bottom w:val="single" w:sz="4" w:space="1" w:color="auto"/>
           <w:right w:val="single" w:sz="4" w:space="1" w:color="auto"/>
         </w:pBdr>
         <w:autoSpaceDE w:val="0"/>
         <w:autoSpaceDN w:val="0"/>
         <w:adjustRightInd w:val="0"/>
         <w:spacing w:after="0" w:line="252" w:lineRule="auto"/>
-        <w:ind w:left="284"/>
+        <w:ind w:left="284" w:right="-421"/>
         <w:rPr>
           <w:rFonts w:ascii="BRH Devanagari RN" w:hAnsi="BRH Devanagari RN" w:cs="BRH Devanagari RN"/>
           <w:sz w:val="40"/>
@@ -5460,14 +5955,16 @@
     <w:p>
       <w:pPr>
         <w:pBdr>
+          <w:top w:val="single" w:sz="4" w:space="1" w:color="auto"/>
           <w:left w:val="single" w:sz="4" w:space="1" w:color="auto"/>
+          <w:bottom w:val="single" w:sz="4" w:space="1" w:color="auto"/>
           <w:right w:val="single" w:sz="4" w:space="1" w:color="auto"/>
         </w:pBdr>
         <w:autoSpaceDE w:val="0"/>
         <w:autoSpaceDN w:val="0"/>
         <w:adjustRightInd w:val="0"/>
         <w:spacing w:after="0" w:line="252" w:lineRule="auto"/>
-        <w:ind w:left="284"/>
+        <w:ind w:left="284" w:right="-421"/>
         <w:rPr>
           <w:rFonts w:ascii="BRH Devanagari RN" w:hAnsi="BRH Devanagari RN" w:cs="BRH Devanagari RN"/>
           <w:sz w:val="40"/>
@@ -5503,23 +6000,27 @@
       <w:pPr>
         <w:pStyle w:val="NoSpacing"/>
         <w:pBdr>
+          <w:top w:val="single" w:sz="4" w:space="1" w:color="auto"/>
           <w:left w:val="single" w:sz="4" w:space="1" w:color="auto"/>
+          <w:bottom w:val="single" w:sz="4" w:space="1" w:color="auto"/>
           <w:right w:val="single" w:sz="4" w:space="1" w:color="auto"/>
         </w:pBdr>
-        <w:ind w:left="284"/>
+        <w:ind w:left="284" w:right="-421"/>
       </w:pPr>
     </w:p>
     <w:p>
       <w:pPr>
         <w:pBdr>
+          <w:top w:val="single" w:sz="4" w:space="1" w:color="auto"/>
           <w:left w:val="single" w:sz="4" w:space="1" w:color="auto"/>
+          <w:bottom w:val="single" w:sz="4" w:space="1" w:color="auto"/>
           <w:right w:val="single" w:sz="4" w:space="1" w:color="auto"/>
         </w:pBdr>
         <w:autoSpaceDE w:val="0"/>
         <w:autoSpaceDN w:val="0"/>
         <w:adjustRightInd w:val="0"/>
         <w:spacing w:after="0" w:line="252" w:lineRule="auto"/>
-        <w:ind w:left="284"/>
+        <w:ind w:left="284" w:right="-421"/>
         <w:rPr>
           <w:rFonts w:ascii="BRH Devanagari RN" w:hAnsi="BRH Devanagari RN" w:cs="BRH Devanagari RN"/>
           <w:sz w:val="40"/>
@@ -5554,14 +6055,16 @@
     <w:p>
       <w:pPr>
         <w:pBdr>
+          <w:top w:val="single" w:sz="4" w:space="1" w:color="auto"/>
           <w:left w:val="single" w:sz="4" w:space="1" w:color="auto"/>
+          <w:bottom w:val="single" w:sz="4" w:space="1" w:color="auto"/>
           <w:right w:val="single" w:sz="4" w:space="1" w:color="auto"/>
         </w:pBdr>
         <w:autoSpaceDE w:val="0"/>
         <w:autoSpaceDN w:val="0"/>
         <w:adjustRightInd w:val="0"/>
         <w:spacing w:after="0" w:line="252" w:lineRule="auto"/>
-        <w:ind w:left="284"/>
+        <w:ind w:left="284" w:right="-421"/>
         <w:rPr>
           <w:rFonts w:ascii="BRH Devanagari RN" w:hAnsi="BRH Devanagari RN" w:cs="BRH Devanagari RN"/>
           <w:sz w:val="40"/>
@@ -5596,14 +6099,16 @@
     <w:p>
       <w:pPr>
         <w:pBdr>
+          <w:top w:val="single" w:sz="4" w:space="1" w:color="auto"/>
           <w:left w:val="single" w:sz="4" w:space="1" w:color="auto"/>
+          <w:bottom w:val="single" w:sz="4" w:space="1" w:color="auto"/>
           <w:right w:val="single" w:sz="4" w:space="1" w:color="auto"/>
         </w:pBdr>
         <w:autoSpaceDE w:val="0"/>
         <w:autoSpaceDN w:val="0"/>
         <w:adjustRightInd w:val="0"/>
         <w:spacing w:after="0" w:line="252" w:lineRule="auto"/>
-        <w:ind w:left="284"/>
+        <w:ind w:left="284" w:right="-421"/>
         <w:rPr>
           <w:rFonts w:ascii="BRH Devanagari RN" w:hAnsi="BRH Devanagari RN" w:cs="BRH Devanagari RN"/>
           <w:sz w:val="40"/>
@@ -5638,14 +6143,16 @@
     <w:p>
       <w:pPr>
         <w:pBdr>
+          <w:top w:val="single" w:sz="4" w:space="1" w:color="auto"/>
           <w:left w:val="single" w:sz="4" w:space="1" w:color="auto"/>
+          <w:bottom w:val="single" w:sz="4" w:space="1" w:color="auto"/>
           <w:right w:val="single" w:sz="4" w:space="1" w:color="auto"/>
         </w:pBdr>
         <w:autoSpaceDE w:val="0"/>
         <w:autoSpaceDN w:val="0"/>
         <w:adjustRightInd w:val="0"/>
         <w:spacing w:after="0" w:line="252" w:lineRule="auto"/>
-        <w:ind w:left="284"/>
+        <w:ind w:left="284" w:right="-421"/>
         <w:rPr>
           <w:rFonts w:ascii="BRH Devanagari RN" w:hAnsi="BRH Devanagari RN" w:cs="BRH Devanagari RN"/>
           <w:sz w:val="40"/>
@@ -5680,14 +6187,16 @@
     <w:p>
       <w:pPr>
         <w:pBdr>
+          <w:top w:val="single" w:sz="4" w:space="1" w:color="auto"/>
           <w:left w:val="single" w:sz="4" w:space="1" w:color="auto"/>
+          <w:bottom w:val="single" w:sz="4" w:space="1" w:color="auto"/>
           <w:right w:val="single" w:sz="4" w:space="1" w:color="auto"/>
         </w:pBdr>
         <w:autoSpaceDE w:val="0"/>
         <w:autoSpaceDN w:val="0"/>
         <w:adjustRightInd w:val="0"/>
         <w:spacing w:after="0" w:line="252" w:lineRule="auto"/>
-        <w:ind w:left="284"/>
+        <w:ind w:left="284" w:right="-421"/>
         <w:rPr>
           <w:rFonts w:ascii="BRH Devanagari RN" w:hAnsi="BRH Devanagari RN" w:cs="BRH Devanagari RN"/>
           <w:sz w:val="40"/>
@@ -5731,14 +6240,16 @@
     <w:p>
       <w:pPr>
         <w:pBdr>
+          <w:top w:val="single" w:sz="4" w:space="1" w:color="auto"/>
           <w:left w:val="single" w:sz="4" w:space="1" w:color="auto"/>
+          <w:bottom w:val="single" w:sz="4" w:space="1" w:color="auto"/>
           <w:right w:val="single" w:sz="4" w:space="1" w:color="auto"/>
         </w:pBdr>
         <w:autoSpaceDE w:val="0"/>
         <w:autoSpaceDN w:val="0"/>
         <w:adjustRightInd w:val="0"/>
         <w:spacing w:after="0" w:line="252" w:lineRule="auto"/>
-        <w:ind w:left="284"/>
+        <w:ind w:left="284" w:right="-421"/>
         <w:rPr>
           <w:rFonts w:ascii="BRH Devanagari RN" w:hAnsi="BRH Devanagari RN" w:cs="BRH Devanagari RN"/>
           <w:sz w:val="40"/>
@@ -5773,44 +6284,30 @@
     <w:p>
       <w:pPr>
         <w:pBdr>
+          <w:top w:val="single" w:sz="4" w:space="1" w:color="auto"/>
           <w:left w:val="single" w:sz="4" w:space="1" w:color="auto"/>
+          <w:bottom w:val="single" w:sz="4" w:space="1" w:color="auto"/>
           <w:right w:val="single" w:sz="4" w:space="1" w:color="auto"/>
         </w:pBdr>
         <w:autoSpaceDE w:val="0"/>
         <w:autoSpaceDN w:val="0"/>
         <w:adjustRightInd w:val="0"/>
         <w:spacing w:after="0" w:line="252" w:lineRule="auto"/>
-        <w:ind w:left="284"/>
-        <w:rPr>
-          <w:rFonts w:ascii="BRH Devanagari RN" w:hAnsi="BRH Devanagari RN" w:cs="BRH Devanagari RN"/>
-          <w:sz w:val="40"/>
-          <w:szCs w:val="40"/>
-        </w:rPr>
-      </w:pPr>
-      <w:r>
-        <w:rPr>
-          <w:rFonts w:ascii="BRH Devanagari RN" w:hAnsi="BRH Devanagari RN" w:cs="BRH Devanagari RN"/>
-          <w:sz w:val="40"/>
-          <w:szCs w:val="40"/>
-        </w:rPr>
-        <w:t xml:space="preserve">AÉåÇ </w:t>
-      </w:r>
-      <w:r>
-        <w:rPr>
-          <w:rFonts w:ascii="BRH Devanagari RN" w:hAnsi="BRH Devanagari RN" w:cs="BRH Devanagari RN"/>
-          <w:sz w:val="40"/>
-          <w:szCs w:val="40"/>
-        </w:rPr>
-        <w:tab/>
-        <w:t xml:space="preserve">  </w:t>
-      </w:r>
-      <w:r>
-        <w:rPr>
-          <w:rFonts w:ascii="BRH Devanagari RN" w:hAnsi="BRH Devanagari RN" w:cs="BRH Devanagari RN"/>
-          <w:sz w:val="40"/>
-          <w:szCs w:val="40"/>
-        </w:rPr>
-        <w:t>pÉ</w:t>
+        <w:ind w:left="284" w:right="-421"/>
+        <w:rPr>
+          <w:rFonts w:ascii="BRH Devanagari RN" w:hAnsi="BRH Devanagari RN" w:cs="BRH Devanagari RN"/>
+          <w:sz w:val="40"/>
+          <w:szCs w:val="40"/>
+        </w:rPr>
+      </w:pPr>
+      <w:r>
+        <w:rPr>
+          <w:rFonts w:ascii="BRH Devanagari RN" w:hAnsi="BRH Devanagari RN" w:cs="BRH Devanagari RN"/>
+          <w:sz w:val="40"/>
+          <w:szCs w:val="40"/>
+        </w:rPr>
+        <w:lastRenderedPageBreak/>
+        <w:t>AÉåÇ pÉ</w:t>
       </w:r>
       <w:r>
         <w:rPr>
@@ -5832,14 +6329,16 @@
     <w:p>
       <w:pPr>
         <w:pBdr>
+          <w:top w:val="single" w:sz="4" w:space="1" w:color="auto"/>
           <w:left w:val="single" w:sz="4" w:space="1" w:color="auto"/>
+          <w:bottom w:val="single" w:sz="4" w:space="1" w:color="auto"/>
           <w:right w:val="single" w:sz="4" w:space="1" w:color="auto"/>
         </w:pBdr>
         <w:autoSpaceDE w:val="0"/>
         <w:autoSpaceDN w:val="0"/>
         <w:adjustRightInd w:val="0"/>
         <w:spacing w:after="0" w:line="252" w:lineRule="auto"/>
-        <w:ind w:left="284" w:right="4"/>
+        <w:ind w:left="284" w:right="-421"/>
         <w:rPr>
           <w:rFonts w:ascii="BRH Devanagari RN" w:hAnsi="BRH Devanagari RN" w:cs="BRH Devanagari RN"/>
           <w:sz w:val="40"/>
@@ -5850,97 +6349,176 @@
     <w:p>
       <w:pPr>
         <w:pBdr>
-          <w:left w:val="single" w:sz="4" w:space="4" w:color="auto"/>
+          <w:top w:val="single" w:sz="4" w:space="1" w:color="auto"/>
+          <w:left w:val="single" w:sz="4" w:space="1" w:color="auto"/>
           <w:bottom w:val="single" w:sz="4" w:space="1" w:color="auto"/>
-          <w:right w:val="single" w:sz="4" w:space="4" w:color="auto"/>
+          <w:right w:val="single" w:sz="4" w:space="1" w:color="auto"/>
         </w:pBdr>
         <w:autoSpaceDE w:val="0"/>
         <w:autoSpaceDN w:val="0"/>
         <w:adjustRightInd w:val="0"/>
         <w:spacing w:after="0" w:line="252" w:lineRule="auto"/>
-        <w:ind w:left="284" w:right="-279"/>
-        <w:rPr>
-          <w:rFonts w:ascii="BRH Devanagari RN" w:hAnsi="BRH Devanagari RN" w:cs="BRH Devanagari RN"/>
-          <w:sz w:val="40"/>
-          <w:szCs w:val="40"/>
-        </w:rPr>
-      </w:pPr>
-      <w:r>
-        <w:rPr>
-          <w:rFonts w:ascii="BRH Devanagari RN" w:hAnsi="BRH Devanagari RN" w:cs="BRH Devanagari RN"/>
-          <w:sz w:val="40"/>
-          <w:szCs w:val="40"/>
-        </w:rPr>
-        <w:lastRenderedPageBreak/>
-        <w:t xml:space="preserve">krÉÉlÉqÉç </w:t>
+        <w:ind w:left="284" w:right="-421"/>
+        <w:rPr>
+          <w:rFonts w:ascii="BRH Devanagari RN" w:hAnsi="BRH Devanagari RN" w:cs="BRH Devanagari RN"/>
+          <w:sz w:val="40"/>
+          <w:szCs w:val="40"/>
+        </w:rPr>
+      </w:pPr>
+      <w:r>
+        <w:rPr>
+          <w:rFonts w:ascii="BRH Devanagari RN" w:hAnsi="BRH Devanagari RN" w:cs="BRH Devanagari RN"/>
+          <w:b/>
+          <w:bCs/>
+          <w:sz w:val="40"/>
+          <w:szCs w:val="40"/>
+          <w:u w:val="single"/>
+        </w:rPr>
+        <w:t>krÉÉlÉqÉ</w:t>
+      </w:r>
+      <w:r>
+        <w:rPr>
+          <w:rFonts w:ascii="BRH Devanagari RN" w:hAnsi="BRH Devanagari RN" w:cs="BRH Devanagari RN"/>
+          <w:sz w:val="40"/>
+          <w:szCs w:val="40"/>
+        </w:rPr>
+        <w:t xml:space="preserve">ç </w:t>
       </w:r>
     </w:p>
     <w:p>
       <w:pPr>
         <w:pBdr>
-          <w:left w:val="single" w:sz="4" w:space="4" w:color="auto"/>
+          <w:top w:val="single" w:sz="4" w:space="1" w:color="auto"/>
+          <w:left w:val="single" w:sz="4" w:space="1" w:color="auto"/>
           <w:bottom w:val="single" w:sz="4" w:space="1" w:color="auto"/>
-          <w:right w:val="single" w:sz="4" w:space="4" w:color="auto"/>
+          <w:right w:val="single" w:sz="4" w:space="1" w:color="auto"/>
         </w:pBdr>
         <w:autoSpaceDE w:val="0"/>
         <w:autoSpaceDN w:val="0"/>
         <w:adjustRightInd w:val="0"/>
         <w:spacing w:after="0" w:line="252" w:lineRule="auto"/>
-        <w:ind w:left="284" w:right="-279"/>
-        <w:rPr>
-          <w:rFonts w:ascii="BRH Devanagari RN" w:hAnsi="BRH Devanagari RN" w:cs="BRH Devanagari RN"/>
-          <w:sz w:val="40"/>
-          <w:szCs w:val="40"/>
-        </w:rPr>
-      </w:pPr>
-      <w:r>
-        <w:rPr>
-          <w:rFonts w:ascii="BRH Devanagari RN" w:hAnsi="BRH Devanagari RN" w:cs="BRH Devanagari RN"/>
-          <w:sz w:val="40"/>
-          <w:szCs w:val="40"/>
-        </w:rPr>
-        <w:t xml:space="preserve">ESrÉÌaÉËU-qÉÑmÉåiÉÇ pÉÉxMüUÇ mÉ©WûxiÉÇ xÉMüsÉpÉÑuÉlÉlÉå§ÉÇ lÉÔ¦Éå U¦ÉÉåmÉkÉårÉqÉç | </w:t>
+        <w:ind w:left="284" w:right="-421"/>
+        <w:rPr>
+          <w:rFonts w:ascii="BRH Devanagari RN" w:hAnsi="BRH Devanagari RN" w:cs="BRH Devanagari RN"/>
+          <w:sz w:val="40"/>
+          <w:szCs w:val="40"/>
+        </w:rPr>
+      </w:pPr>
+      <w:r>
+        <w:rPr>
+          <w:rFonts w:ascii="BRH Devanagari RN" w:hAnsi="BRH Devanagari RN" w:cs="BRH Devanagari RN"/>
+          <w:sz w:val="40"/>
+          <w:szCs w:val="40"/>
+        </w:rPr>
+        <w:t>ESrÉÌaÉËU-qÉÑmÉåiÉÇ pÉÉxMüUÇ mÉ©WûxiÉÇ xÉMüsÉpÉÑuÉlÉlÉå§ÉÇ lÉÔ</w:t>
+      </w:r>
+      <w:r>
+        <w:rPr>
+          <w:rFonts w:ascii="BRH Devanagari RN" w:hAnsi="BRH Devanagari RN" w:cs="BRH Devanagari RN"/>
+          <w:sz w:val="40"/>
+          <w:szCs w:val="40"/>
+          <w:highlight w:val="green"/>
+        </w:rPr>
+        <w:t>¦É</w:t>
+      </w:r>
+      <w:r>
+        <w:rPr>
+          <w:rFonts w:ascii="BRH Devanagari RN" w:hAnsi="BRH Devanagari RN" w:cs="BRH Devanagari RN"/>
+          <w:sz w:val="40"/>
+          <w:szCs w:val="40"/>
+        </w:rPr>
+        <w:t xml:space="preserve"> U¦ÉÉåmÉkÉårÉqÉç | </w:t>
       </w:r>
     </w:p>
     <w:p>
       <w:pPr>
         <w:pBdr>
-          <w:left w:val="single" w:sz="4" w:space="4" w:color="auto"/>
+          <w:top w:val="single" w:sz="4" w:space="1" w:color="auto"/>
+          <w:left w:val="single" w:sz="4" w:space="1" w:color="auto"/>
           <w:bottom w:val="single" w:sz="4" w:space="1" w:color="auto"/>
-          <w:right w:val="single" w:sz="4" w:space="4" w:color="auto"/>
+          <w:right w:val="single" w:sz="4" w:space="1" w:color="auto"/>
         </w:pBdr>
         <w:autoSpaceDE w:val="0"/>
         <w:autoSpaceDN w:val="0"/>
         <w:adjustRightInd w:val="0"/>
         <w:spacing w:after="0" w:line="252" w:lineRule="auto"/>
-        <w:ind w:left="284" w:right="-279"/>
-        <w:rPr>
-          <w:rFonts w:ascii="BRH Devanagari RN" w:hAnsi="BRH Devanagari RN" w:cs="BRH Devanagari RN"/>
-          <w:sz w:val="40"/>
-          <w:szCs w:val="40"/>
-        </w:rPr>
-      </w:pPr>
-      <w:r>
-        <w:rPr>
-          <w:rFonts w:ascii="BRH Devanagari RN" w:hAnsi="BRH Devanagari RN" w:cs="BRH Devanagari RN"/>
-          <w:sz w:val="40"/>
-          <w:szCs w:val="40"/>
-        </w:rPr>
-        <w:t xml:space="preserve">ÌiÉÍqÉUMüËUqÉ×aÉålSìÇ oÉÉåkÉMÇü mÉÍ©lÉÏlÉÉÇ xÉÑU-aÉÑÂqÉÍpÉuÉlSå xÉÑlSUÇ ÌuÉµÉÃmÉqÉç || </w:t>
+        <w:ind w:left="284" w:right="-421"/>
+        <w:rPr>
+          <w:rFonts w:ascii="BRH Devanagari RN" w:hAnsi="BRH Devanagari RN" w:cs="BRH Devanagari RN"/>
+          <w:sz w:val="40"/>
+          <w:szCs w:val="40"/>
+        </w:rPr>
+      </w:pPr>
+      <w:r>
+        <w:rPr>
+          <w:rFonts w:ascii="BRH Devanagari RN" w:hAnsi="BRH Devanagari RN" w:cs="BRH Devanagari RN"/>
+          <w:sz w:val="40"/>
+          <w:szCs w:val="40"/>
+        </w:rPr>
+        <w:t xml:space="preserve">ÌiÉÍqÉUMüËUqÉ×aÉålSìÇ oÉÉåkÉMÇü mÉÍ©lÉÏlÉÉÇ xÉÑU-aÉÑÂqÉÍpÉuÉlSå </w:t>
       </w:r>
     </w:p>
     <w:p>
       <w:pPr>
         <w:pBdr>
-          <w:left w:val="single" w:sz="4" w:space="4" w:color="auto"/>
+          <w:top w:val="single" w:sz="4" w:space="1" w:color="auto"/>
+          <w:left w:val="single" w:sz="4" w:space="1" w:color="auto"/>
           <w:bottom w:val="single" w:sz="4" w:space="1" w:color="auto"/>
-          <w:right w:val="single" w:sz="4" w:space="4" w:color="auto"/>
+          <w:right w:val="single" w:sz="4" w:space="1" w:color="auto"/>
         </w:pBdr>
         <w:autoSpaceDE w:val="0"/>
         <w:autoSpaceDN w:val="0"/>
         <w:adjustRightInd w:val="0"/>
         <w:spacing w:after="0" w:line="252" w:lineRule="auto"/>
-        <w:ind w:left="284" w:right="-279"/>
+        <w:ind w:left="284" w:right="-421"/>
+        <w:rPr>
+          <w:rFonts w:ascii="BRH Devanagari RN" w:hAnsi="BRH Devanagari RN" w:cs="BRH Devanagari RN"/>
+          <w:sz w:val="40"/>
+          <w:szCs w:val="40"/>
+        </w:rPr>
+      </w:pPr>
+      <w:r>
+        <w:rPr>
+          <w:rFonts w:ascii="BRH Devanagari RN" w:hAnsi="BRH Devanagari RN" w:cs="BRH Devanagari RN"/>
+          <w:sz w:val="40"/>
+          <w:szCs w:val="40"/>
+        </w:rPr>
+        <w:t xml:space="preserve">xÉÑlSUÇ ÌuÉµÉÃmÉqÉç || </w:t>
+      </w:r>
+    </w:p>
+    <w:p>
+      <w:pPr>
+        <w:pBdr>
+          <w:top w:val="single" w:sz="4" w:space="1" w:color="auto"/>
+          <w:left w:val="single" w:sz="4" w:space="1" w:color="auto"/>
+          <w:bottom w:val="single" w:sz="4" w:space="1" w:color="auto"/>
+          <w:right w:val="single" w:sz="4" w:space="1" w:color="auto"/>
+        </w:pBdr>
+        <w:autoSpaceDE w:val="0"/>
+        <w:autoSpaceDN w:val="0"/>
+        <w:adjustRightInd w:val="0"/>
+        <w:spacing w:after="0" w:line="252" w:lineRule="auto"/>
+        <w:ind w:left="284" w:right="-421"/>
+        <w:rPr>
+          <w:rFonts w:ascii="BRH Devanagari RN" w:hAnsi="BRH Devanagari RN" w:cs="BRH Devanagari RN"/>
+          <w:sz w:val="40"/>
+          <w:szCs w:val="40"/>
+        </w:rPr>
+      </w:pPr>
+    </w:p>
+    <w:p>
+      <w:pPr>
+        <w:pBdr>
+          <w:top w:val="single" w:sz="4" w:space="1" w:color="auto"/>
+          <w:left w:val="single" w:sz="4" w:space="1" w:color="auto"/>
+          <w:bottom w:val="single" w:sz="4" w:space="1" w:color="auto"/>
+          <w:right w:val="single" w:sz="4" w:space="1" w:color="auto"/>
+        </w:pBdr>
+        <w:autoSpaceDE w:val="0"/>
+        <w:autoSpaceDN w:val="0"/>
+        <w:adjustRightInd w:val="0"/>
+        <w:spacing w:after="0" w:line="252" w:lineRule="auto"/>
+        <w:ind w:left="284" w:right="-421"/>
         <w:rPr>
           <w:rFonts w:ascii="BRH Devanagari RN" w:hAnsi="BRH Devanagari RN" w:cs="BRH Devanagari RN"/>
           <w:sz w:val="40"/>
@@ -5959,15 +6537,16 @@
     <w:p>
       <w:pPr>
         <w:pBdr>
-          <w:left w:val="single" w:sz="4" w:space="4" w:color="auto"/>
+          <w:top w:val="single" w:sz="4" w:space="1" w:color="auto"/>
+          <w:left w:val="single" w:sz="4" w:space="1" w:color="auto"/>
           <w:bottom w:val="single" w:sz="4" w:space="1" w:color="auto"/>
-          <w:right w:val="single" w:sz="4" w:space="4" w:color="auto"/>
+          <w:right w:val="single" w:sz="4" w:space="1" w:color="auto"/>
         </w:pBdr>
         <w:autoSpaceDE w:val="0"/>
         <w:autoSpaceDN w:val="0"/>
         <w:adjustRightInd w:val="0"/>
         <w:spacing w:after="0" w:line="252" w:lineRule="auto"/>
-        <w:ind w:left="284" w:right="-279"/>
+        <w:ind w:left="284" w:right="-421"/>
         <w:rPr>
           <w:rFonts w:ascii="BRH Devanagari RN" w:hAnsi="BRH Devanagari RN" w:cs="BRH Devanagari RN"/>
           <w:sz w:val="40"/>
@@ -5986,15 +6565,16 @@
     <w:p>
       <w:pPr>
         <w:pBdr>
-          <w:left w:val="single" w:sz="4" w:space="4" w:color="auto"/>
+          <w:top w:val="single" w:sz="4" w:space="1" w:color="auto"/>
+          <w:left w:val="single" w:sz="4" w:space="1" w:color="auto"/>
           <w:bottom w:val="single" w:sz="4" w:space="1" w:color="auto"/>
-          <w:right w:val="single" w:sz="4" w:space="4" w:color="auto"/>
+          <w:right w:val="single" w:sz="4" w:space="1" w:color="auto"/>
         </w:pBdr>
         <w:autoSpaceDE w:val="0"/>
         <w:autoSpaceDN w:val="0"/>
         <w:adjustRightInd w:val="0"/>
         <w:spacing w:after="0" w:line="252" w:lineRule="auto"/>
-        <w:ind w:left="284" w:right="-279"/>
+        <w:ind w:left="284" w:right="-421"/>
         <w:rPr>
           <w:rFonts w:ascii="BRH Devanagari RN" w:hAnsi="BRH Devanagari RN" w:cs="BRH Devanagari RN"/>
           <w:sz w:val="40"/>
@@ -6013,15 +6593,16 @@
     <w:p>
       <w:pPr>
         <w:pBdr>
-          <w:left w:val="single" w:sz="4" w:space="4" w:color="auto"/>
+          <w:top w:val="single" w:sz="4" w:space="1" w:color="auto"/>
+          <w:left w:val="single" w:sz="4" w:space="1" w:color="auto"/>
           <w:bottom w:val="single" w:sz="4" w:space="1" w:color="auto"/>
-          <w:right w:val="single" w:sz="4" w:space="4" w:color="auto"/>
+          <w:right w:val="single" w:sz="4" w:space="1" w:color="auto"/>
         </w:pBdr>
         <w:autoSpaceDE w:val="0"/>
         <w:autoSpaceDN w:val="0"/>
         <w:adjustRightInd w:val="0"/>
         <w:spacing w:after="0" w:line="252" w:lineRule="auto"/>
-        <w:ind w:left="284" w:right="-279"/>
+        <w:ind w:left="284" w:right="-421"/>
         <w:rPr>
           <w:rFonts w:ascii="BRH Devanagari RN" w:hAnsi="BRH Devanagari RN" w:cs="BRH Devanagari RN"/>
           <w:sz w:val="40"/>
@@ -6040,15 +6621,16 @@
     <w:p>
       <w:pPr>
         <w:pBdr>
-          <w:left w:val="single" w:sz="4" w:space="4" w:color="auto"/>
+          <w:top w:val="single" w:sz="4" w:space="1" w:color="auto"/>
+          <w:left w:val="single" w:sz="4" w:space="1" w:color="auto"/>
           <w:bottom w:val="single" w:sz="4" w:space="1" w:color="auto"/>
-          <w:right w:val="single" w:sz="4" w:space="4" w:color="auto"/>
+          <w:right w:val="single" w:sz="4" w:space="1" w:color="auto"/>
         </w:pBdr>
         <w:autoSpaceDE w:val="0"/>
         <w:autoSpaceDN w:val="0"/>
         <w:adjustRightInd w:val="0"/>
         <w:spacing w:after="0" w:line="252" w:lineRule="auto"/>
-        <w:ind w:left="284" w:right="-279"/>
+        <w:ind w:left="284" w:right="-421"/>
         <w:rPr>
           <w:rFonts w:ascii="BRH Devanagari RN" w:hAnsi="BRH Devanagari RN" w:cs="BRH Devanagari RN"/>
           <w:sz w:val="40"/>
@@ -6067,15 +6649,16 @@
     <w:p>
       <w:pPr>
         <w:pBdr>
-          <w:left w:val="single" w:sz="4" w:space="4" w:color="auto"/>
+          <w:top w:val="single" w:sz="4" w:space="1" w:color="auto"/>
+          <w:left w:val="single" w:sz="4" w:space="1" w:color="auto"/>
           <w:bottom w:val="single" w:sz="4" w:space="1" w:color="auto"/>
-          <w:right w:val="single" w:sz="4" w:space="4" w:color="auto"/>
+          <w:right w:val="single" w:sz="4" w:space="1" w:color="auto"/>
         </w:pBdr>
         <w:autoSpaceDE w:val="0"/>
         <w:autoSpaceDN w:val="0"/>
         <w:adjustRightInd w:val="0"/>
         <w:spacing w:after="0" w:line="252" w:lineRule="auto"/>
-        <w:ind w:left="284" w:right="-279"/>
+        <w:ind w:left="284" w:right="-421"/>
         <w:rPr>
           <w:rFonts w:ascii="BRH Devanagari RN" w:hAnsi="BRH Devanagari RN" w:cs="BRH Devanagari RN"/>
           <w:sz w:val="40"/>
@@ -6229,21 +6812,6 @@
     </w:p>
     <w:p>
       <w:pPr>
-        <w:pStyle w:val="NoSpacing"/>
-      </w:pPr>
-    </w:p>
-    <w:p>
-      <w:pPr>
-        <w:pStyle w:val="NoSpacing"/>
-      </w:pPr>
-    </w:p>
-    <w:p>
-      <w:pPr>
-        <w:pStyle w:val="NoSpacing"/>
-      </w:pPr>
-    </w:p>
-    <w:p>
-      <w:pPr>
         <w:pStyle w:val="Heading2"/>
       </w:pPr>
       <w:bookmarkStart w:id="2" w:name="_Toc51184714"/>
@@ -6570,7 +7138,26 @@
           <w:sz w:val="40"/>
           <w:szCs w:val="40"/>
         </w:rPr>
-        <w:t xml:space="preserve">ÉÏ qÉWûÉ aÉhÉmÉiÉrÉå </w:t>
+        <w:t xml:space="preserve">ÉÏ </w:t>
+      </w:r>
+      <w:r>
+        <w:rPr>
+          <w:rFonts w:ascii="BRH Devanagari RN" w:hAnsi="BRH Devanagari RN" w:cs="BRH Devanagari RN"/>
+          <w:b/>
+          <w:sz w:val="40"/>
+          <w:szCs w:val="40"/>
+          <w:highlight w:val="green"/>
+        </w:rPr>
+        <w:t>qÉWûÉaÉh</w:t>
+      </w:r>
+      <w:r>
+        <w:rPr>
+          <w:rFonts w:ascii="BRH Devanagari RN" w:hAnsi="BRH Devanagari RN" w:cs="BRH Devanagari RN"/>
+          <w:b/>
+          <w:sz w:val="40"/>
+          <w:szCs w:val="40"/>
+        </w:rPr>
+        <w:t xml:space="preserve">ÉmÉiÉrÉå </w:t>
       </w:r>
       <w:proofErr w:type="gramStart"/>
       <w:r>
@@ -6671,7 +7258,26 @@
           <w:sz w:val="40"/>
           <w:szCs w:val="40"/>
         </w:rPr>
-        <w:t xml:space="preserve"> MÑüqÉÉU aÉÑUuÉå lÉqÉÈ)</w:t>
+        <w:t xml:space="preserve"> </w:t>
+      </w:r>
+      <w:r>
+        <w:rPr>
+          <w:rFonts w:ascii="BRH Devanagari RN" w:hAnsi="BRH Devanagari RN" w:cs="BRH Devanagari RN"/>
+          <w:b/>
+          <w:sz w:val="40"/>
+          <w:szCs w:val="40"/>
+          <w:highlight w:val="green"/>
+        </w:rPr>
+        <w:t>MÑüqÉÉUaÉÑUu</w:t>
+      </w:r>
+      <w:r>
+        <w:rPr>
+          <w:rFonts w:ascii="BRH Devanagari RN" w:hAnsi="BRH Devanagari RN" w:cs="BRH Devanagari RN"/>
+          <w:b/>
+          <w:sz w:val="40"/>
+          <w:szCs w:val="40"/>
+        </w:rPr>
+        <w:t>Éå lÉqÉÈ)</w:t>
       </w:r>
     </w:p>
     <w:p>
@@ -6868,7 +7474,25 @@
           <w:sz w:val="40"/>
           <w:szCs w:val="40"/>
         </w:rPr>
-        <w:t xml:space="preserve">(´ÉÏaÉÑÂcÉUhÉÉUÌuÉlSÉprÉÉÇ lÉqÉÈ) </w:t>
+        <w:t>(´ÉÏ</w:t>
+      </w:r>
+      <w:r>
+        <w:rPr>
+          <w:rFonts w:ascii="BRH Devanagari RN" w:hAnsi="BRH Devanagari RN" w:cs="BRH Devanagari RN"/>
+          <w:b/>
+          <w:sz w:val="40"/>
+          <w:szCs w:val="40"/>
+        </w:rPr>
+        <w:t xml:space="preserve"> </w:t>
+      </w:r>
+      <w:r>
+        <w:rPr>
+          <w:rFonts w:ascii="BRH Devanagari RN" w:hAnsi="BRH Devanagari RN" w:cs="BRH Devanagari RN"/>
+          <w:b/>
+          <w:sz w:val="40"/>
+          <w:szCs w:val="40"/>
+        </w:rPr>
+        <w:t xml:space="preserve">aÉÑÂcÉUhÉÉUÌuÉlSÉprÉÉÇ lÉqÉÈ) </w:t>
       </w:r>
     </w:p>
     <w:p>
@@ -7139,7 +7763,25 @@
           <w:sz w:val="40"/>
           <w:szCs w:val="40"/>
         </w:rPr>
-        <w:t>(NûÉrÉÉxÉÇ¥ÉÉ</w:t>
+        <w:t>(NûÉrÉÉ</w:t>
+      </w:r>
+      <w:r>
+        <w:rPr>
+          <w:rFonts w:ascii="BRH Devanagari RN" w:hAnsi="BRH Devanagari RN" w:cs="BRH Devanagari RN"/>
+          <w:b/>
+          <w:sz w:val="40"/>
+          <w:szCs w:val="40"/>
+        </w:rPr>
+        <w:t xml:space="preserve"> </w:t>
+      </w:r>
+      <w:r>
+        <w:rPr>
+          <w:rFonts w:ascii="BRH Devanagari RN" w:hAnsi="BRH Devanagari RN" w:cs="BRH Devanagari RN"/>
+          <w:b/>
+          <w:sz w:val="40"/>
+          <w:szCs w:val="40"/>
+        </w:rPr>
+        <w:t>xÉÇ¥ÉÉ</w:t>
       </w:r>
       <w:r>
         <w:rPr>
@@ -7165,7 +7807,25 @@
           <w:sz w:val="40"/>
           <w:szCs w:val="40"/>
         </w:rPr>
-        <w:t xml:space="preserve">xÉqÉåiÉ ´ÉÏxÉÔrÉïlÉÉUÉrÉhÉ xuÉÉÍqÉlÉå lÉqÉÈ | </w:t>
+        <w:t>xÉqÉåiÉ ´ÉÏ</w:t>
+      </w:r>
+      <w:r>
+        <w:rPr>
+          <w:rFonts w:ascii="BRH Devanagari RN" w:hAnsi="BRH Devanagari RN" w:cs="BRH Devanagari RN"/>
+          <w:b/>
+          <w:sz w:val="40"/>
+          <w:szCs w:val="40"/>
+        </w:rPr>
+        <w:t xml:space="preserve"> </w:t>
+      </w:r>
+      <w:r>
+        <w:rPr>
+          <w:rFonts w:ascii="BRH Devanagari RN" w:hAnsi="BRH Devanagari RN" w:cs="BRH Devanagari RN"/>
+          <w:b/>
+          <w:sz w:val="40"/>
+          <w:szCs w:val="40"/>
+        </w:rPr>
+        <w:t xml:space="preserve">xÉÔrÉïlÉÉUÉrÉhÉ xuÉÉÍqÉlÉå lÉqÉÈ | </w:t>
       </w:r>
     </w:p>
     <w:p>
@@ -7404,25 +8064,34 @@
           <w:sz w:val="40"/>
           <w:szCs w:val="40"/>
         </w:rPr>
-        <w:t>(GauÉåSÉiqÉlÉå NûÉrÉÉxÉÇ¥ÉÉ</w:t>
-      </w:r>
-      <w:r>
-        <w:rPr>
-          <w:rFonts w:ascii="BRH Devanagari RN" w:hAnsi="BRH Devanagari RN" w:cs="BRH Devanagari RN"/>
-          <w:b/>
-          <w:sz w:val="40"/>
-          <w:szCs w:val="40"/>
-        </w:rPr>
-        <w:t xml:space="preserve"> (xÉÑuÉcÉïsÉÉqoÉÉ) </w:t>
-      </w:r>
-      <w:r>
-        <w:rPr>
-          <w:rFonts w:ascii="BRH Devanagari RN" w:hAnsi="BRH Devanagari RN" w:cs="BRH Devanagari RN"/>
-          <w:b/>
-          <w:sz w:val="40"/>
-          <w:szCs w:val="40"/>
-        </w:rPr>
-        <w:t>xÉqÉåiÉ ´ÉÏxÉÔrÉïlÉÉUÉrÉhÉ xuÉÉÍqÉlÉå lÉqÉÈ |</w:t>
+        <w:t xml:space="preserve">(GauÉåSÉiqÉlÉå </w:t>
+      </w:r>
+      <w:r>
+        <w:rPr>
+          <w:rFonts w:ascii="BRH Devanagari Extra" w:hAnsi="BRH Devanagari Extra" w:cs="BRH Devanagari RN"/>
+          <w:b/>
+          <w:sz w:val="40"/>
+          <w:szCs w:val="40"/>
+        </w:rPr>
+        <w:t xml:space="preserve">NûÉrÉÉ xÉÇ¥ÉÉ </w:t>
+      </w:r>
+      <w:r>
+        <w:rPr>
+          <w:rFonts w:ascii="BRH Devanagari RN" w:hAnsi="BRH Devanagari RN" w:cs="BRH Devanagari RN"/>
+          <w:b/>
+          <w:sz w:val="40"/>
+          <w:szCs w:val="40"/>
+        </w:rPr>
+        <w:t xml:space="preserve">(xÉÑuÉcÉïsÉÉqoÉÉ) </w:t>
+      </w:r>
+      <w:r>
+        <w:rPr>
+          <w:rFonts w:ascii="BRH Devanagari RN" w:hAnsi="BRH Devanagari RN" w:cs="BRH Devanagari RN"/>
+          <w:b/>
+          <w:sz w:val="40"/>
+          <w:szCs w:val="40"/>
+        </w:rPr>
+        <w:t>xÉqÉåiÉ ´ÉÏ</w:t>
       </w:r>
       <w:r>
         <w:rPr>
@@ -7440,6 +8109,24 @@
           <w:sz w:val="40"/>
           <w:szCs w:val="40"/>
         </w:rPr>
+        <w:t>xÉÔrÉïlÉÉUÉrÉhÉ xuÉÉÍqÉlÉå lÉqÉÈ |</w:t>
+      </w:r>
+      <w:r>
+        <w:rPr>
+          <w:rFonts w:ascii="BRH Devanagari RN" w:hAnsi="BRH Devanagari RN" w:cs="BRH Devanagari RN"/>
+          <w:b/>
+          <w:sz w:val="40"/>
+          <w:szCs w:val="40"/>
+        </w:rPr>
+        <w:t xml:space="preserve"> </w:t>
+      </w:r>
+      <w:r>
+        <w:rPr>
+          <w:rFonts w:ascii="BRH Devanagari RN" w:hAnsi="BRH Devanagari RN" w:cs="BRH Devanagari RN"/>
+          <w:b/>
+          <w:sz w:val="40"/>
+          <w:szCs w:val="40"/>
+        </w:rPr>
         <w:t xml:space="preserve">AÉåÇ lÉqÉÉå lÉÉUÉrÉhÉÉrÉ | xuÉÉÍqÉlÉç mÉëxÉÏS mÉëxÉÏS </w:t>
       </w:r>
       <w:proofErr w:type="gramStart"/>
@@ -7662,12 +8349,39 @@
       </w:r>
       <w:r>
         <w:rPr>
-          <w:rFonts w:ascii="BRH Devanagari RN" w:hAnsi="BRH Devanagari RN" w:cs="BRH Devanagari RN"/>
-          <w:b/>
-          <w:sz w:val="40"/>
-          <w:szCs w:val="40"/>
-        </w:rPr>
-        <w:t xml:space="preserve">NûÉrÉÉxÉÇ¥ÉÉ (xÉÑuÉcÉïsÉÉqoÉÉ) xÉqÉåiÉ ´ÉÏxÉÔrÉïlÉÉUÉrÉhÉ xuÉÉÍqÉlÉå lÉqÉÈ | AÉåÇ lÉqÉÉå lÉÉUÉrÉhÉÉrÉ | </w:t>
+          <w:rFonts w:ascii="BRH Devanagari Extra" w:hAnsi="BRH Devanagari Extra" w:cs="BRH Devanagari RN"/>
+          <w:b/>
+          <w:sz w:val="40"/>
+          <w:szCs w:val="40"/>
+        </w:rPr>
+        <w:t xml:space="preserve">NûÉrÉÉ xÉÇ¥ÉÉ </w:t>
+      </w:r>
+      <w:r>
+        <w:rPr>
+          <w:rFonts w:ascii="BRH Devanagari RN" w:hAnsi="BRH Devanagari RN" w:cs="BRH Devanagari RN"/>
+          <w:b/>
+          <w:sz w:val="40"/>
+          <w:szCs w:val="40"/>
+        </w:rPr>
+        <w:t>(xÉÑuÉcÉïsÉÉqoÉÉ) xÉqÉåiÉ ´ÉÏ</w:t>
+      </w:r>
+      <w:r>
+        <w:rPr>
+          <w:rFonts w:ascii="BRH Devanagari RN" w:hAnsi="BRH Devanagari RN" w:cs="BRH Devanagari RN"/>
+          <w:b/>
+          <w:sz w:val="40"/>
+          <w:szCs w:val="40"/>
+        </w:rPr>
+        <w:t xml:space="preserve"> </w:t>
+      </w:r>
+      <w:r>
+        <w:rPr>
+          <w:rFonts w:ascii="BRH Devanagari RN" w:hAnsi="BRH Devanagari RN" w:cs="BRH Devanagari RN"/>
+          <w:b/>
+          <w:sz w:val="40"/>
+          <w:szCs w:val="40"/>
+        </w:rPr>
+        <w:t xml:space="preserve">xÉÔrÉïlÉÉUÉrÉhÉ xuÉÉÍqÉlÉå lÉqÉÈ | AÉåÇ lÉqÉÉå lÉÉUÉrÉhÉÉrÉ | </w:t>
       </w:r>
     </w:p>
     <w:p>
@@ -7829,11 +8543,12 @@
         <w:autoSpaceDN w:val="0"/>
         <w:adjustRightInd w:val="0"/>
         <w:spacing w:after="0" w:line="252" w:lineRule="auto"/>
-        <w:ind w:right="-279"/>
-        <w:rPr>
-          <w:rFonts w:ascii="BRH Devanagari Extra" w:hAnsi="BRH Devanagari Extra" w:cs="BRH Devanagari Extra"/>
-          <w:sz w:val="40"/>
-          <w:szCs w:val="40"/>
+        <w:ind w:right="-563"/>
+        <w:rPr>
+          <w:rFonts w:ascii="BRH Devanagari RN" w:hAnsi="BRH Devanagari RN" w:cs="BRH Devanagari RN"/>
+          <w:b/>
+          <w:sz w:val="36"/>
+          <w:szCs w:val="36"/>
         </w:rPr>
       </w:pPr>
       <w:r>
@@ -7860,47 +8575,58 @@
         </w:rPr>
         <w:t xml:space="preserve">ÌWïûÌwÉþ | </w:t>
       </w:r>
-    </w:p>
-    <w:p>
-      <w:pPr>
-        <w:widowControl w:val="0"/>
-        <w:autoSpaceDE w:val="0"/>
-        <w:autoSpaceDN w:val="0"/>
-        <w:adjustRightInd w:val="0"/>
-        <w:spacing w:after="0" w:line="252" w:lineRule="auto"/>
-        <w:ind w:right="-279"/>
-        <w:rPr>
-          <w:rFonts w:ascii="BRH Devanagari RN" w:hAnsi="BRH Devanagari RN" w:cs="BRH Devanagari RN"/>
-          <w:b/>
-          <w:sz w:val="40"/>
-          <w:szCs w:val="40"/>
-        </w:rPr>
-      </w:pPr>
-      <w:r>
-        <w:rPr>
-          <w:rFonts w:ascii="BRH Devanagari RN" w:hAnsi="BRH Devanagari RN" w:cs="BRH Devanagari RN"/>
-          <w:b/>
-          <w:sz w:val="40"/>
-          <w:szCs w:val="40"/>
+      <w:r>
+        <w:rPr>
+          <w:rFonts w:ascii="BRH Devanagari RN" w:hAnsi="BRH Devanagari RN" w:cs="BRH Devanagari RN"/>
+          <w:b/>
+          <w:sz w:val="36"/>
+          <w:szCs w:val="36"/>
         </w:rPr>
         <w:t xml:space="preserve">(xÉÉqÉuÉåSÉiqÉlÉå </w:t>
       </w:r>
       <w:r>
         <w:rPr>
-          <w:rFonts w:ascii="BRH Devanagari RN" w:hAnsi="BRH Devanagari RN" w:cs="BRH Devanagari RN"/>
-          <w:b/>
-          <w:sz w:val="40"/>
-          <w:szCs w:val="40"/>
-        </w:rPr>
-        <w:t xml:space="preserve">NûÉrÉÉxÉÇ¥ÉÉ (xÉÑuÉcÉïsÉÉqoÉÉ) xÉqÉåiÉ ´ÉÏxÉÔrÉïlÉÉUÉrÉhÉ xuÉÉÍqÉlÉå lÉqÉÈ | AÉåÇ lÉqÉÉå lÉÉUÉrÉhÉÉrÉ | xuÉÉÍqÉlÉç mÉëxÉÏS mÉëxÉÏS </w:t>
+          <w:rFonts w:ascii="BRH Devanagari Extra" w:hAnsi="BRH Devanagari Extra" w:cs="BRH Devanagari RN"/>
+          <w:b/>
+          <w:sz w:val="36"/>
+          <w:szCs w:val="36"/>
+        </w:rPr>
+        <w:t xml:space="preserve">NûÉrÉÉ xÉÇ¥ÉÉ </w:t>
+      </w:r>
+      <w:r>
+        <w:rPr>
+          <w:rFonts w:ascii="BRH Devanagari RN" w:hAnsi="BRH Devanagari RN" w:cs="BRH Devanagari RN"/>
+          <w:b/>
+          <w:sz w:val="36"/>
+          <w:szCs w:val="36"/>
+        </w:rPr>
+        <w:t>(xÉÑuÉcÉïsÉÉqoÉÉ) xÉqÉåiÉ ´ÉÏ</w:t>
+      </w:r>
+      <w:r>
+        <w:rPr>
+          <w:rFonts w:ascii="BRH Devanagari RN" w:hAnsi="BRH Devanagari RN" w:cs="BRH Devanagari RN"/>
+          <w:b/>
+          <w:sz w:val="36"/>
+          <w:szCs w:val="36"/>
+        </w:rPr>
+        <w:t xml:space="preserve"> </w:t>
+      </w:r>
+      <w:r>
+        <w:rPr>
+          <w:rFonts w:ascii="BRH Devanagari RN" w:hAnsi="BRH Devanagari RN" w:cs="BRH Devanagari RN"/>
+          <w:b/>
+          <w:sz w:val="36"/>
+          <w:szCs w:val="36"/>
+        </w:rPr>
+        <w:t xml:space="preserve">xÉÔrÉïlÉÉUÉrÉhÉ xuÉÉÍqÉlÉå lÉqÉÈ | AÉåÇ lÉqÉÉå lÉÉUÉrÉhÉÉrÉ | xuÉÉÍqÉlÉç mÉëxÉÏS mÉëxÉÏS </w:t>
       </w:r>
       <w:proofErr w:type="gramStart"/>
       <w:r>
         <w:rPr>
           <w:rFonts w:ascii="BRH Devanagari RN" w:hAnsi="BRH Devanagari RN" w:cs="BRH Devanagari RN"/>
           <w:b/>
-          <w:sz w:val="40"/>
-          <w:szCs w:val="40"/>
+          <w:sz w:val="36"/>
+          <w:szCs w:val="36"/>
         </w:rPr>
         <w:t>| )</w:t>
       </w:r>
@@ -7909,8 +8635,8 @@
         <w:rPr>
           <w:rFonts w:ascii="BRH Devanagari RN" w:hAnsi="BRH Devanagari RN" w:cs="BRH Devanagari RN"/>
           <w:b/>
-          <w:sz w:val="40"/>
-          <w:szCs w:val="40"/>
+          <w:sz w:val="36"/>
+          <w:szCs w:val="36"/>
         </w:rPr>
         <w:t xml:space="preserve"> </w:t>
       </w:r>
@@ -7918,8 +8644,8 @@
         <w:rPr>
           <w:rFonts w:ascii="BRH Devanagari RN" w:hAnsi="BRH Devanagari RN" w:cs="BRH Devanagari RN"/>
           <w:b/>
-          <w:sz w:val="40"/>
-          <w:szCs w:val="40"/>
+          <w:sz w:val="36"/>
+          <w:szCs w:val="36"/>
         </w:rPr>
         <w:t xml:space="preserve"> </w:t>
       </w:r>
@@ -8081,16 +8807,43 @@
           <w:sz w:val="40"/>
           <w:szCs w:val="40"/>
         </w:rPr>
-        <w:t>(AjÉuÉïhÉuÉåSÉiqÉlÉå NûÉrÉÉxÉÇ¥ÉÉ</w:t>
-      </w:r>
-      <w:r>
-        <w:rPr>
-          <w:rFonts w:ascii="BRH Devanagari RN" w:hAnsi="BRH Devanagari RN" w:cs="BRH Devanagari RN"/>
-          <w:b/>
-          <w:sz w:val="40"/>
-          <w:szCs w:val="40"/>
-        </w:rPr>
-        <w:t xml:space="preserve"> (xÉÑuÉcÉïsÉÉqoÉÉ) xÉqÉåiÉ ´ÉÏxÉÔrÉïlÉÉUÉrÉhÉ xuÉÉÍqÉlÉå lÉqÉÈ | AÉåÇ lÉqÉÉå lÉÉUÉrÉhÉÉrÉ | </w:t>
+        <w:t xml:space="preserve">(AjÉuÉïhÉuÉåSÉiqÉlÉå </w:t>
+      </w:r>
+      <w:r>
+        <w:rPr>
+          <w:rFonts w:ascii="BRH Devanagari Extra" w:hAnsi="BRH Devanagari Extra" w:cs="BRH Devanagari RN"/>
+          <w:b/>
+          <w:sz w:val="40"/>
+          <w:szCs w:val="40"/>
+        </w:rPr>
+        <w:t xml:space="preserve">NûÉrÉÉ xÉÇ¥ÉÉ </w:t>
+      </w:r>
+      <w:r>
+        <w:rPr>
+          <w:rFonts w:ascii="BRH Devanagari RN" w:hAnsi="BRH Devanagari RN" w:cs="BRH Devanagari RN"/>
+          <w:b/>
+          <w:sz w:val="40"/>
+          <w:szCs w:val="40"/>
+        </w:rPr>
+        <w:t>(xÉÑuÉcÉïsÉÉqoÉÉ) xÉqÉåiÉ ´ÉÏ</w:t>
+      </w:r>
+      <w:r>
+        <w:rPr>
+          <w:rFonts w:ascii="BRH Devanagari RN" w:hAnsi="BRH Devanagari RN" w:cs="BRH Devanagari RN"/>
+          <w:b/>
+          <w:sz w:val="40"/>
+          <w:szCs w:val="40"/>
+        </w:rPr>
+        <w:t xml:space="preserve"> </w:t>
+      </w:r>
+      <w:r>
+        <w:rPr>
+          <w:rFonts w:ascii="BRH Devanagari RN" w:hAnsi="BRH Devanagari RN" w:cs="BRH Devanagari RN"/>
+          <w:b/>
+          <w:sz w:val="40"/>
+          <w:szCs w:val="40"/>
+        </w:rPr>
+        <w:t xml:space="preserve">xÉÔrÉïlÉÉUÉrÉhÉ xuÉÉÍqÉlÉå lÉqÉÈ | AÉåÇ lÉqÉÉå lÉÉUÉrÉhÉÉrÉ | </w:t>
       </w:r>
     </w:p>
     <w:p>
@@ -12428,16 +13181,16 @@
           <w:sz w:val="40"/>
           <w:szCs w:val="40"/>
         </w:rPr>
-        <w:t>(NûÉrÉÉxÉÇ¥ÉÉ</w:t>
-      </w:r>
-      <w:r>
-        <w:rPr>
-          <w:rFonts w:ascii="BRH Devanagari Extra" w:hAnsi="BRH Devanagari Extra" w:cs="BRH Devanagari Extra"/>
-          <w:b/>
-          <w:sz w:val="40"/>
-          <w:szCs w:val="40"/>
-        </w:rPr>
-        <w:t xml:space="preserve"> </w:t>
+        <w:t>(</w:t>
+      </w:r>
+      <w:r>
+        <w:rPr>
+          <w:rFonts w:ascii="BRH Devanagari Extra" w:hAnsi="BRH Devanagari Extra" w:cs="BRH Devanagari Extra"/>
+          <w:b/>
+          <w:sz w:val="40"/>
+          <w:szCs w:val="40"/>
+        </w:rPr>
+        <w:t xml:space="preserve">NûÉrÉÉ xÉÇ¥ÉÉ </w:t>
       </w:r>
       <w:r>
         <w:rPr>
@@ -12785,16 +13538,16 @@
           <w:sz w:val="40"/>
           <w:szCs w:val="40"/>
         </w:rPr>
-        <w:t>(NûÉrÉÉxÉÇ¥ÉÉ</w:t>
-      </w:r>
-      <w:r>
-        <w:rPr>
-          <w:rFonts w:ascii="BRH Devanagari Extra" w:hAnsi="BRH Devanagari Extra" w:cs="BRH Devanagari Extra"/>
-          <w:b/>
-          <w:sz w:val="40"/>
-          <w:szCs w:val="40"/>
-        </w:rPr>
-        <w:t xml:space="preserve"> </w:t>
+        <w:t>(</w:t>
+      </w:r>
+      <w:r>
+        <w:rPr>
+          <w:rFonts w:ascii="BRH Devanagari Extra" w:hAnsi="BRH Devanagari Extra" w:cs="BRH Devanagari Extra"/>
+          <w:b/>
+          <w:sz w:val="40"/>
+          <w:szCs w:val="40"/>
+        </w:rPr>
+        <w:t xml:space="preserve">NûÉrÉÉ xÉÇ¥ÉÉ </w:t>
       </w:r>
       <w:r>
         <w:rPr>
@@ -13098,16 +13851,16 @@
           <w:sz w:val="40"/>
           <w:szCs w:val="40"/>
         </w:rPr>
-        <w:t>(NûÉrÉÉxÉÇ¥ÉÉ</w:t>
-      </w:r>
-      <w:r>
-        <w:rPr>
-          <w:rFonts w:ascii="BRH Devanagari RN" w:hAnsi="BRH Devanagari RN" w:cs="BRH Devanagari RN"/>
-          <w:b/>
-          <w:sz w:val="40"/>
-          <w:szCs w:val="40"/>
-        </w:rPr>
-        <w:t xml:space="preserve"> </w:t>
+        <w:t>(</w:t>
+      </w:r>
+      <w:r>
+        <w:rPr>
+          <w:rFonts w:ascii="BRH Devanagari Extra" w:hAnsi="BRH Devanagari Extra" w:cs="BRH Devanagari RN"/>
+          <w:b/>
+          <w:sz w:val="40"/>
+          <w:szCs w:val="40"/>
+        </w:rPr>
+        <w:t xml:space="preserve">NûÉrÉÉ xÉÇ¥ÉÉ </w:t>
       </w:r>
       <w:r>
         <w:rPr>
@@ -13608,16 +14361,16 @@
           <w:sz w:val="40"/>
           <w:szCs w:val="40"/>
         </w:rPr>
-        <w:t>(NûÉrÉÉxÉÇ¥ÉÉ</w:t>
-      </w:r>
-      <w:r>
-        <w:rPr>
-          <w:rFonts w:ascii="BRH Devanagari Extra" w:hAnsi="BRH Devanagari Extra" w:cs="BRH Devanagari Extra"/>
-          <w:b/>
-          <w:sz w:val="40"/>
-          <w:szCs w:val="40"/>
-        </w:rPr>
-        <w:t xml:space="preserve"> </w:t>
+        <w:t>(</w:t>
+      </w:r>
+      <w:r>
+        <w:rPr>
+          <w:rFonts w:ascii="BRH Devanagari Extra" w:hAnsi="BRH Devanagari Extra" w:cs="BRH Devanagari Extra"/>
+          <w:b/>
+          <w:sz w:val="40"/>
+          <w:szCs w:val="40"/>
+        </w:rPr>
+        <w:t xml:space="preserve">NûÉrÉÉ xÉÇ¥ÉÉ </w:t>
       </w:r>
       <w:r>
         <w:rPr>
@@ -14137,16 +14890,16 @@
           <w:sz w:val="40"/>
           <w:szCs w:val="40"/>
         </w:rPr>
-        <w:t>(NûÉrÉÉxÉÇ¥ÉÉ</w:t>
-      </w:r>
-      <w:r>
-        <w:rPr>
-          <w:rFonts w:ascii="BRH Devanagari Extra" w:hAnsi="BRH Devanagari Extra" w:cs="BRH Devanagari Extra"/>
-          <w:b/>
-          <w:sz w:val="40"/>
-          <w:szCs w:val="40"/>
-        </w:rPr>
-        <w:t xml:space="preserve"> </w:t>
+        <w:t>(</w:t>
+      </w:r>
+      <w:r>
+        <w:rPr>
+          <w:rFonts w:ascii="BRH Devanagari Extra" w:hAnsi="BRH Devanagari Extra" w:cs="BRH Devanagari Extra"/>
+          <w:b/>
+          <w:sz w:val="40"/>
+          <w:szCs w:val="40"/>
+        </w:rPr>
+        <w:t xml:space="preserve">NûÉrÉÉ xÉÇ¥ÉÉ </w:t>
       </w:r>
       <w:r>
         <w:rPr>
@@ -14654,16 +15407,16 @@
           <w:sz w:val="40"/>
           <w:szCs w:val="40"/>
         </w:rPr>
-        <w:t>(NûÉrÉÉxÉÇ¥ÉÉ</w:t>
-      </w:r>
-      <w:r>
-        <w:rPr>
-          <w:rFonts w:ascii="BRH Devanagari Extra" w:hAnsi="BRH Devanagari Extra" w:cs="BRH Devanagari Extra"/>
-          <w:b/>
-          <w:sz w:val="40"/>
-          <w:szCs w:val="40"/>
-        </w:rPr>
-        <w:t xml:space="preserve"> </w:t>
+        <w:t>(</w:t>
+      </w:r>
+      <w:r>
+        <w:rPr>
+          <w:rFonts w:ascii="BRH Devanagari Extra" w:hAnsi="BRH Devanagari Extra" w:cs="BRH Devanagari Extra"/>
+          <w:b/>
+          <w:sz w:val="40"/>
+          <w:szCs w:val="40"/>
+        </w:rPr>
+        <w:t xml:space="preserve">NûÉrÉÉ xÉÇ¥ÉÉ </w:t>
       </w:r>
       <w:r>
         <w:rPr>
@@ -15610,16 +16363,16 @@
           <w:sz w:val="40"/>
           <w:szCs w:val="40"/>
         </w:rPr>
-        <w:t>(NûÉrÉÉxÉÇ¥ÉÉ</w:t>
-      </w:r>
-      <w:r>
-        <w:rPr>
-          <w:rFonts w:ascii="BRH Devanagari Extra" w:hAnsi="BRH Devanagari Extra" w:cs="BRH Devanagari Extra"/>
-          <w:b/>
-          <w:sz w:val="40"/>
-          <w:szCs w:val="40"/>
-        </w:rPr>
-        <w:t xml:space="preserve"> </w:t>
+        <w:t>(</w:t>
+      </w:r>
+      <w:r>
+        <w:rPr>
+          <w:rFonts w:ascii="BRH Devanagari Extra" w:hAnsi="BRH Devanagari Extra" w:cs="BRH Devanagari Extra"/>
+          <w:b/>
+          <w:sz w:val="40"/>
+          <w:szCs w:val="40"/>
+        </w:rPr>
+        <w:t xml:space="preserve">NûÉrÉÉ xÉÇ¥ÉÉ </w:t>
       </w:r>
       <w:r>
         <w:rPr>
@@ -16550,16 +17303,16 @@
           <w:sz w:val="40"/>
           <w:szCs w:val="40"/>
         </w:rPr>
-        <w:t>(NûÉrÉÉxÉÇ¥ÉÉ</w:t>
-      </w:r>
-      <w:r>
-        <w:rPr>
-          <w:rFonts w:ascii="BRH Devanagari Extra" w:hAnsi="BRH Devanagari Extra" w:cs="BRH Devanagari Extra"/>
-          <w:b/>
-          <w:sz w:val="40"/>
-          <w:szCs w:val="40"/>
-        </w:rPr>
-        <w:t xml:space="preserve"> </w:t>
+        <w:t>(</w:t>
+      </w:r>
+      <w:r>
+        <w:rPr>
+          <w:rFonts w:ascii="BRH Devanagari Extra" w:hAnsi="BRH Devanagari Extra" w:cs="BRH Devanagari Extra"/>
+          <w:b/>
+          <w:sz w:val="40"/>
+          <w:szCs w:val="40"/>
+        </w:rPr>
+        <w:t xml:space="preserve">NûÉrÉÉ xÉÇ¥ÉÉ </w:t>
       </w:r>
       <w:r>
         <w:rPr>
@@ -17745,7 +18498,23 @@
           <w:sz w:val="40"/>
           <w:szCs w:val="40"/>
         </w:rPr>
-        <w:t>AlÉålÉ xÉÔrÉïlÉqÉxMüÉUåhÉ NûÉrÉxÉÇ¥ÉÉ</w:t>
+        <w:t>AlÉålÉ xÉÔrÉïlÉqÉxMüÉUåhÉ NûÉrÉ</w:t>
+      </w:r>
+      <w:r>
+        <w:rPr>
+          <w:rFonts w:ascii="BRH Devanagari RN" w:hAnsi="BRH Devanagari RN" w:cs="BRH Devanagari RN"/>
+          <w:sz w:val="40"/>
+          <w:szCs w:val="40"/>
+        </w:rPr>
+        <w:t xml:space="preserve"> </w:t>
+      </w:r>
+      <w:r>
+        <w:rPr>
+          <w:rFonts w:ascii="BRH Devanagari RN" w:hAnsi="BRH Devanagari RN" w:cs="BRH Devanagari RN"/>
+          <w:sz w:val="40"/>
+          <w:szCs w:val="40"/>
+        </w:rPr>
+        <w:t>xÉÇ¥ÉÉ</w:t>
       </w:r>
       <w:r>
         <w:rPr>
@@ -19713,7 +20482,6 @@
   <w:style w:type="character" w:default="1" w:styleId="DefaultParagraphFont">
     <w:name w:val="Default Paragraph Font"/>
     <w:uiPriority w:val="1"/>
-    <w:semiHidden/>
     <w:unhideWhenUsed/>
   </w:style>
   <w:style w:type="table" w:default="1" w:styleId="TableNormal">

--- a/upaniShat/Surya Namaskaram Sanskrit.docx
+++ b/upaniShat/Surya Namaskaram Sanskrit.docx
@@ -4806,7 +4806,7 @@
           <w:rFonts w:ascii="BRH Devanagari RN" w:hAnsi="BRH Devanagari RN" w:cs="BRH Devanagari RN"/>
           <w:sz w:val="40"/>
           <w:szCs w:val="40"/>
-          <w:highlight w:val="green"/>
+          <w:highlight w:val="yellow"/>
         </w:rPr>
         <w:t>lÉÇ</w:t>
       </w:r>
@@ -4880,9 +4880,19 @@
           <w:color w:val="000000"/>
           <w:sz w:val="40"/>
           <w:szCs w:val="40"/>
+          <w:highlight w:val="yellow"/>
+        </w:rPr>
+        <w:t>qÉ</w:t>
+      </w:r>
+      <w:r>
+        <w:rPr>
+          <w:rFonts w:ascii="BRH Devanagari" w:hAnsi="BRH Devanagari" w:cs="BRH Devanagari Extra"/>
+          <w:color w:val="000000"/>
+          <w:sz w:val="40"/>
+          <w:szCs w:val="40"/>
           <w:highlight w:val="green"/>
         </w:rPr>
-        <w:t>qÉç</w:t>
+        <w:t>ç</w:t>
       </w:r>
       <w:r>
         <w:rPr>
@@ -4972,24 +4982,24 @@
           <w:sz w:val="40"/>
           <w:szCs w:val="40"/>
         </w:rPr>
-        <w:t>MÑ</w:t>
-      </w:r>
-      <w:r>
-        <w:rPr>
-          <w:rFonts w:ascii="BRH Devanagari RN" w:hAnsi="BRH Devanagari RN" w:cs="BRH Devanagari RN"/>
-          <w:sz w:val="40"/>
-          <w:szCs w:val="40"/>
-          <w:highlight w:val="green"/>
-        </w:rPr>
-        <w:t>üƒ¡</w:t>
-      </w:r>
-      <w:r>
-        <w:rPr>
-          <w:rFonts w:ascii="BRH Devanagari RN" w:hAnsi="BRH Devanagari RN" w:cs="BRH Devanagari RN"/>
-          <w:sz w:val="40"/>
-          <w:szCs w:val="40"/>
-        </w:rPr>
-        <w:t>ÓûqÉÇ</w:t>
+        <w:t>M</w:t>
+      </w:r>
+      <w:r>
+        <w:rPr>
+          <w:rFonts w:ascii="BRH Devanagari RN" w:hAnsi="BRH Devanagari RN" w:cs="BRH Devanagari RN"/>
+          <w:sz w:val="40"/>
+          <w:szCs w:val="40"/>
+          <w:highlight w:val="yellow"/>
+        </w:rPr>
+        <w:t>Ñüƒ¡Óû</w:t>
+      </w:r>
+      <w:r>
+        <w:rPr>
+          <w:rFonts w:ascii="BRH Devanagari RN" w:hAnsi="BRH Devanagari RN" w:cs="BRH Devanagari RN"/>
+          <w:sz w:val="40"/>
+          <w:szCs w:val="40"/>
+        </w:rPr>
+        <w:t>qÉÇ</w:t>
       </w:r>
       <w:r>
         <w:rPr>
@@ -5242,7 +5252,7 @@
           <w:rFonts w:ascii="BRH Devanagari RN" w:hAnsi="BRH Devanagari RN" w:cs="BRH Devanagari RN"/>
           <w:sz w:val="40"/>
           <w:szCs w:val="40"/>
-          <w:highlight w:val="green"/>
+          <w:highlight w:val="yellow"/>
         </w:rPr>
         <w:t>ÔmÉ</w:t>
       </w:r>
@@ -5295,7 +5305,7 @@
           <w:rFonts w:ascii="BRH Devanagari RN" w:hAnsi="BRH Devanagari RN" w:cs="BRH Devanagari RN"/>
           <w:sz w:val="40"/>
           <w:szCs w:val="40"/>
-          <w:highlight w:val="green"/>
+          <w:highlight w:val="yellow"/>
         </w:rPr>
         <w:t>mÉ</w:t>
       </w:r>
@@ -5304,6 +5314,7 @@
           <w:rFonts w:ascii="BRH Devanagari RN" w:hAnsi="BRH Devanagari RN" w:cs="BRH Devanagari RN"/>
           <w:sz w:val="40"/>
           <w:szCs w:val="40"/>
+          <w:highlight w:val="yellow"/>
         </w:rPr>
         <w:t>Ç</w:t>
       </w:r>
@@ -5348,17 +5359,9 @@
           <w:rFonts w:ascii="BRH Devanagari RN" w:hAnsi="BRH Devanagari RN" w:cs="BRH Devanagari RN"/>
           <w:sz w:val="40"/>
           <w:szCs w:val="40"/>
-          <w:highlight w:val="green"/>
-        </w:rPr>
-        <w:t>qÉ</w:t>
-      </w:r>
-      <w:r>
-        <w:rPr>
-          <w:rFonts w:ascii="BRH Devanagari RN" w:hAnsi="BRH Devanagari RN" w:cs="BRH Devanagari RN"/>
-          <w:sz w:val="40"/>
-          <w:szCs w:val="40"/>
-        </w:rPr>
-        <w:t>ç</w:t>
+          <w:highlight w:val="yellow"/>
+        </w:rPr>
+        <w:t>qÉç</w:t>
       </w:r>
       <w:r>
         <w:rPr>
@@ -5373,17 +5376,9 @@
           <w:rFonts w:ascii="BRH Devanagari RN" w:hAnsi="BRH Devanagari RN" w:cs="BRH Devanagari RN"/>
           <w:sz w:val="40"/>
           <w:szCs w:val="40"/>
-          <w:highlight w:val="green"/>
-        </w:rPr>
-        <w:t>qÉ</w:t>
-      </w:r>
-      <w:r>
-        <w:rPr>
-          <w:rFonts w:ascii="BRH Devanagari RN" w:hAnsi="BRH Devanagari RN" w:cs="BRH Devanagari RN"/>
-          <w:sz w:val="40"/>
-          <w:szCs w:val="40"/>
-        </w:rPr>
-        <w:t>ç</w:t>
+          <w:highlight w:val="yellow"/>
+        </w:rPr>
+        <w:t>qÉç</w:t>
       </w:r>
       <w:r>
         <w:rPr>
@@ -5415,7 +5410,7 @@
           <w:rFonts w:ascii="BRH Devanagari RN" w:hAnsi="BRH Devanagari RN" w:cs="BRH Devanagari RN"/>
           <w:sz w:val="40"/>
           <w:szCs w:val="40"/>
-          <w:highlight w:val="green"/>
+          <w:highlight w:val="yellow"/>
         </w:rPr>
         <w:t>-</w:t>
       </w:r>
@@ -5468,7 +5463,7 @@
           <w:rFonts w:ascii="BRH Devanagari RN" w:hAnsi="BRH Devanagari RN" w:cs="BRH Devanagari RN"/>
           <w:sz w:val="40"/>
           <w:szCs w:val="40"/>
-          <w:highlight w:val="green"/>
+          <w:highlight w:val="yellow"/>
         </w:rPr>
         <w:t>-</w:t>
       </w:r>
@@ -6410,16 +6405,16 @@
           <w:sz w:val="40"/>
           <w:szCs w:val="40"/>
         </w:rPr>
-        <w:t>ESrÉÌaÉËU-qÉÑmÉåiÉÇ pÉÉxMüUÇ mÉ©WûxiÉÇ xÉMüsÉpÉÑuÉlÉlÉå§ÉÇ lÉÔ</w:t>
-      </w:r>
-      <w:r>
-        <w:rPr>
-          <w:rFonts w:ascii="BRH Devanagari RN" w:hAnsi="BRH Devanagari RN" w:cs="BRH Devanagari RN"/>
-          <w:sz w:val="40"/>
-          <w:szCs w:val="40"/>
-          <w:highlight w:val="green"/>
-        </w:rPr>
-        <w:t>¦É</w:t>
+        <w:t>ESrÉÌaÉËU-qÉÑmÉåiÉÇ pÉÉxMüUÇ mÉ©WûxiÉÇ xÉMüsÉpÉÑuÉlÉlÉå§ÉÇ l</w:t>
+      </w:r>
+      <w:r>
+        <w:rPr>
+          <w:rFonts w:ascii="BRH Devanagari RN" w:hAnsi="BRH Devanagari RN" w:cs="BRH Devanagari RN"/>
+          <w:sz w:val="40"/>
+          <w:szCs w:val="40"/>
+          <w:highlight w:val="yellow"/>
+        </w:rPr>
+        <w:t>ÉÔ¦É</w:t>
       </w:r>
       <w:r>
         <w:rPr>
@@ -7146,18 +7141,18 @@
           <w:b/>
           <w:sz w:val="40"/>
           <w:szCs w:val="40"/>
-          <w:highlight w:val="green"/>
-        </w:rPr>
-        <w:t>qÉWûÉaÉh</w:t>
-      </w:r>
-      <w:r>
-        <w:rPr>
-          <w:rFonts w:ascii="BRH Devanagari RN" w:hAnsi="BRH Devanagari RN" w:cs="BRH Devanagari RN"/>
-          <w:b/>
-          <w:sz w:val="40"/>
-          <w:szCs w:val="40"/>
-        </w:rPr>
-        <w:t xml:space="preserve">ÉmÉiÉrÉå </w:t>
+          <w:highlight w:val="yellow"/>
+        </w:rPr>
+        <w:t>qÉWûÉaÉhÉ</w:t>
+      </w:r>
+      <w:r>
+        <w:rPr>
+          <w:rFonts w:ascii="BRH Devanagari RN" w:hAnsi="BRH Devanagari RN" w:cs="BRH Devanagari RN"/>
+          <w:b/>
+          <w:sz w:val="40"/>
+          <w:szCs w:val="40"/>
+        </w:rPr>
+        <w:t xml:space="preserve">mÉiÉrÉå </w:t>
       </w:r>
       <w:proofErr w:type="gramStart"/>
       <w:r>
@@ -7266,7 +7261,7 @@
           <w:b/>
           <w:sz w:val="40"/>
           <w:szCs w:val="40"/>
-          <w:highlight w:val="green"/>
+          <w:highlight w:val="yellow"/>
         </w:rPr>
         <w:t>MÑüqÉÉUaÉÑUu</w:t>
       </w:r>
@@ -7321,7 +7316,33 @@
           <w:sz w:val="40"/>
           <w:szCs w:val="40"/>
         </w:rPr>
-        <w:t xml:space="preserve">. rÉÉ MÑülSålSÒ iÉÑwÉÉUWûÉUkÉuÉVûÉ rÉÉ zÉÑpÉëuÉx§ÉÉuÉ×iÉÉ | </w:t>
+        <w:t>. rÉÉ MÑülSålSÒ iÉÑwÉÉUWûÉUkÉuÉ</w:t>
+      </w:r>
+      <w:r>
+        <w:rPr>
+          <w:rFonts w:ascii="BRH Devanagari RN" w:hAnsi="BRH Devanagari RN" w:cs="BRH Devanagari RN"/>
+          <w:sz w:val="40"/>
+          <w:szCs w:val="40"/>
+          <w:highlight w:val="yellow"/>
+        </w:rPr>
+        <w:t>sÉ</w:t>
+      </w:r>
+      <w:r>
+        <w:rPr>
+          <w:rFonts w:ascii="BRH Devanagari RN" w:hAnsi="BRH Devanagari RN" w:cs="BRH Devanagari RN"/>
+          <w:sz w:val="40"/>
+          <w:szCs w:val="40"/>
+          <w:highlight w:val="yellow"/>
+        </w:rPr>
+        <w:t>û</w:t>
+      </w:r>
+      <w:r>
+        <w:rPr>
+          <w:rFonts w:ascii="BRH Devanagari RN" w:hAnsi="BRH Devanagari RN" w:cs="BRH Devanagari RN"/>
+          <w:sz w:val="40"/>
+          <w:szCs w:val="40"/>
+        </w:rPr>
+        <w:t xml:space="preserve">É rÉÉ zÉÑpÉëuÉx§ÉÉuÉ×iÉÉ | </w:t>
       </w:r>
     </w:p>
     <w:p>
@@ -18414,7 +18435,24 @@
           <w:sz w:val="40"/>
           <w:szCs w:val="40"/>
         </w:rPr>
-        <w:t xml:space="preserve">AMüÉsÉqÉ×irÉÑWûUhÉÇ xÉuÉï urÉÉÍkÉÌlÉuÉÉUhÉÇ xÉuÉï mÉÉmÉ¤ÉrÉMüUÇ </w:t>
+        <w:t xml:space="preserve">AMüÉsÉqÉ×irÉÑWûUhÉÇ xÉuÉï urÉÉÍkÉÌlÉuÉÉUhÉÇ </w:t>
+      </w:r>
+      <w:r>
+        <w:rPr>
+          <w:rFonts w:ascii="BRH Devanagari RN" w:hAnsi="BRH Devanagari RN" w:cs="BRH Devanagari RN"/>
+          <w:sz w:val="40"/>
+          <w:szCs w:val="40"/>
+          <w:highlight w:val="yellow"/>
+        </w:rPr>
+        <w:t>xÉuÉïmÉ</w:t>
+      </w:r>
+      <w:r>
+        <w:rPr>
+          <w:rFonts w:ascii="BRH Devanagari RN" w:hAnsi="BRH Devanagari RN" w:cs="BRH Devanagari RN"/>
+          <w:sz w:val="40"/>
+          <w:szCs w:val="40"/>
+        </w:rPr>
+        <w:t xml:space="preserve">ÉmÉ¤ÉrÉMüUÇ </w:t>
       </w:r>
     </w:p>
     <w:p>
@@ -18530,7 +18568,24 @@
           <w:sz w:val="40"/>
           <w:szCs w:val="40"/>
         </w:rPr>
-        <w:t>xÉqÉåiÉÈ ´ÉÏxÉÔrÉïlÉÉUÉrÉhÉÈ mÉëÏrÉiÉÉÇ ||</w:t>
+        <w:t>xÉqÉåiÉÈ ´ÉÏxÉÔrÉïlÉÉUÉrÉhÉÈ mÉëÏrÉiÉÉ</w:t>
+      </w:r>
+      <w:r>
+        <w:rPr>
+          <w:rFonts w:ascii="BRH Devanagari RN" w:hAnsi="BRH Devanagari RN" w:cs="BRH Devanagari RN"/>
+          <w:sz w:val="40"/>
+          <w:szCs w:val="40"/>
+          <w:highlight w:val="yellow"/>
+        </w:rPr>
+        <w:t>qÉç</w:t>
+      </w:r>
+      <w:r>
+        <w:rPr>
+          <w:rFonts w:ascii="BRH Devanagari RN" w:hAnsi="BRH Devanagari RN" w:cs="BRH Devanagari RN"/>
+          <w:sz w:val="40"/>
+          <w:szCs w:val="40"/>
+        </w:rPr>
+        <w:t xml:space="preserve"> ||</w:t>
       </w:r>
     </w:p>
     <w:p>
@@ -20482,6 +20537,7 @@
   <w:style w:type="character" w:default="1" w:styleId="DefaultParagraphFont">
     <w:name w:val="Default Paragraph Font"/>
     <w:uiPriority w:val="1"/>
+    <w:semiHidden/>
     <w:unhideWhenUsed/>
   </w:style>
   <w:style w:type="table" w:default="1" w:styleId="TableNormal">
